--- a/docs/deliverables/AI商城智能搜索-会议版项目流程与分工.docx
+++ b/docs/deliverables/AI商城智能搜索-会议版项目流程与分工.docx
@@ -70,7 +70,7 @@
         <w:pBdr>
           <w:left w:val="single" w:sz="12" w:space="4" w:color="2E74B5"/>
         </w:pBdr>
-        <w:shd w:val="clear" w:color="auto" w:fill="E8F1F8"/>
+        <w:shd w:val="clear" w:color="auto" w:fill="E8EEF5"/>
         <w:spacing w:after="60"/>
         <w:ind w:left="200"/>
         <w:rPr>
@@ -132,7 +132,7 @@
         <w:pBdr>
           <w:left w:val="single" w:sz="18" w:space="4" w:color="2E74B5"/>
         </w:pBdr>
-        <w:shd w:val="clear" w:color="auto" w:fill="E8F1F8"/>
+        <w:shd w:val="clear" w:color="auto" w:fill="F4F6F9"/>
         <w:spacing w:before="160" w:after="160"/>
         <w:ind w:left="240" w:right="240"/>
         <w:rPr>
@@ -241,7 +241,7 @@
           <w:color w:val="auto"/>
           <w:sz w:val="24"/>
         </w:rPr>
-        <w:id w:val="-2047667701"/>
+        <w:id w:val="-1264143626"/>
         <w:docPartObj>
           <w:docPartGallery w:val="Table of Contents"/>
           <w:docPartUnique/>
@@ -250,7 +250,7 @@
       <w:sdtEndPr>
         <w:rPr>
           <w:color w:val="243447"/>
-          <w:sz w:val="21"/>
+          <w:sz w:val="22"/>
         </w:rPr>
       </w:sdtEndPr>
       <w:sdtContent>
@@ -260,6 +260,7 @@
             <w:tabs>
               <w:tab w:val="right" w:leader="dot" w:pos="8630"/>
             </w:tabs>
+            <w:ind w:left="440"/>
             <w:rPr>
               <w:b/>
               <w:color w:val="2E74B5"/>
@@ -282,11 +283,13 @@
             <w:tabs>
               <w:tab w:val="right" w:leader="dot" w:pos="9350"/>
             </w:tabs>
+            <w:ind w:left="440"/>
             <w:rPr>
               <w:rFonts w:asciiTheme="minorHAnsi" w:eastAsiaTheme="minorEastAsia" w:hAnsiTheme="minorHAnsi"/>
               <w:noProof/>
               <w:color w:val="auto"/>
               <w:kern w:val="2"/>
+              <w:sz w:val="21"/>
               <w:szCs w:val="22"/>
             </w:rPr>
           </w:pPr>
@@ -299,7 +302,7 @@
           <w:r>
             <w:fldChar w:fldCharType="separate"/>
           </w:r>
-          <w:hyperlink w:anchor="_Toc235599902" w:history="1">
+          <w:hyperlink w:anchor="_Toc235652703" w:history="1">
             <w:r>
               <w:rPr>
                 <w:rStyle w:val="af"/>
@@ -326,7 +329,7 @@
                 <w:noProof/>
                 <w:webHidden/>
               </w:rPr>
-              <w:instrText xml:space="preserve"> PAGEREF _Toc235599902 \h </w:instrText>
+              <w:instrText xml:space="preserve"> PAGEREF _Toc235652703 \h </w:instrText>
             </w:r>
             <w:r>
               <w:rPr>
@@ -363,15 +366,17 @@
             <w:tabs>
               <w:tab w:val="right" w:leader="dot" w:pos="9350"/>
             </w:tabs>
+            <w:ind w:left="440"/>
             <w:rPr>
               <w:rFonts w:asciiTheme="minorHAnsi" w:eastAsiaTheme="minorEastAsia" w:hAnsiTheme="minorHAnsi"/>
               <w:noProof/>
               <w:color w:val="auto"/>
               <w:kern w:val="2"/>
+              <w:sz w:val="21"/>
               <w:szCs w:val="22"/>
             </w:rPr>
           </w:pPr>
-          <w:hyperlink w:anchor="_Toc235599903" w:history="1">
+          <w:hyperlink w:anchor="_Toc235652704" w:history="1">
             <w:r>
               <w:rPr>
                 <w:rStyle w:val="af"/>
@@ -398,7 +403,7 @@
                 <w:noProof/>
                 <w:webHidden/>
               </w:rPr>
-              <w:instrText xml:space="preserve"> PAGEREF _Toc235599903 \h </w:instrText>
+              <w:instrText xml:space="preserve"> PAGEREF _Toc235652704 \h </w:instrText>
             </w:r>
             <w:r>
               <w:rPr>
@@ -435,15 +440,17 @@
             <w:tabs>
               <w:tab w:val="right" w:leader="dot" w:pos="9350"/>
             </w:tabs>
+            <w:ind w:left="440"/>
             <w:rPr>
               <w:rFonts w:asciiTheme="minorHAnsi" w:eastAsiaTheme="minorEastAsia" w:hAnsiTheme="minorHAnsi"/>
               <w:noProof/>
               <w:color w:val="auto"/>
               <w:kern w:val="2"/>
+              <w:sz w:val="21"/>
               <w:szCs w:val="22"/>
             </w:rPr>
           </w:pPr>
-          <w:hyperlink w:anchor="_Toc235599904" w:history="1">
+          <w:hyperlink w:anchor="_Toc235652705" w:history="1">
             <w:r>
               <w:rPr>
                 <w:rStyle w:val="af"/>
@@ -470,7 +477,7 @@
                 <w:noProof/>
                 <w:webHidden/>
               </w:rPr>
-              <w:instrText xml:space="preserve"> PAGEREF _Toc235599904 \h </w:instrText>
+              <w:instrText xml:space="preserve"> PAGEREF _Toc235652705 \h </w:instrText>
             </w:r>
             <w:r>
               <w:rPr>
@@ -507,15 +514,17 @@
             <w:tabs>
               <w:tab w:val="right" w:leader="dot" w:pos="9350"/>
             </w:tabs>
+            <w:ind w:left="440"/>
             <w:rPr>
               <w:rFonts w:asciiTheme="minorHAnsi" w:eastAsiaTheme="minorEastAsia" w:hAnsiTheme="minorHAnsi"/>
               <w:noProof/>
               <w:color w:val="auto"/>
               <w:kern w:val="2"/>
+              <w:sz w:val="21"/>
               <w:szCs w:val="22"/>
             </w:rPr>
           </w:pPr>
-          <w:hyperlink w:anchor="_Toc235599905" w:history="1">
+          <w:hyperlink w:anchor="_Toc235652706" w:history="1">
             <w:r>
               <w:rPr>
                 <w:rStyle w:val="af"/>
@@ -542,7 +551,7 @@
                 <w:noProof/>
                 <w:webHidden/>
               </w:rPr>
-              <w:instrText xml:space="preserve"> PAGEREF _Toc235599905 \h </w:instrText>
+              <w:instrText xml:space="preserve"> PAGEREF _Toc235652706 \h </w:instrText>
             </w:r>
             <w:r>
               <w:rPr>
@@ -579,15 +588,17 @@
             <w:tabs>
               <w:tab w:val="right" w:leader="dot" w:pos="9350"/>
             </w:tabs>
+            <w:ind w:left="440"/>
             <w:rPr>
               <w:rFonts w:asciiTheme="minorHAnsi" w:eastAsiaTheme="minorEastAsia" w:hAnsiTheme="minorHAnsi"/>
               <w:noProof/>
               <w:color w:val="auto"/>
               <w:kern w:val="2"/>
+              <w:sz w:val="21"/>
               <w:szCs w:val="22"/>
             </w:rPr>
           </w:pPr>
-          <w:hyperlink w:anchor="_Toc235599906" w:history="1">
+          <w:hyperlink w:anchor="_Toc235652707" w:history="1">
             <w:r>
               <w:rPr>
                 <w:rStyle w:val="af"/>
@@ -614,7 +625,7 @@
                 <w:noProof/>
                 <w:webHidden/>
               </w:rPr>
-              <w:instrText xml:space="preserve"> PAGEREF _Toc235599906 \h </w:instrText>
+              <w:instrText xml:space="preserve"> PAGEREF _Toc235652707 \h </w:instrText>
             </w:r>
             <w:r>
               <w:rPr>
@@ -634,7 +645,7 @@
                 <w:noProof/>
                 <w:webHidden/>
               </w:rPr>
-              <w:t>4</w:t>
+              <w:t>5</w:t>
             </w:r>
             <w:r>
               <w:rPr>
@@ -651,15 +662,17 @@
             <w:tabs>
               <w:tab w:val="right" w:leader="dot" w:pos="9350"/>
             </w:tabs>
+            <w:ind w:left="440"/>
             <w:rPr>
               <w:rFonts w:asciiTheme="minorHAnsi" w:eastAsiaTheme="minorEastAsia" w:hAnsiTheme="minorHAnsi"/>
               <w:noProof/>
               <w:color w:val="auto"/>
               <w:kern w:val="2"/>
+              <w:sz w:val="21"/>
               <w:szCs w:val="22"/>
             </w:rPr>
           </w:pPr>
-          <w:hyperlink w:anchor="_Toc235599907" w:history="1">
+          <w:hyperlink w:anchor="_Toc235652708" w:history="1">
             <w:r>
               <w:rPr>
                 <w:rStyle w:val="af"/>
@@ -686,7 +699,7 @@
                 <w:noProof/>
                 <w:webHidden/>
               </w:rPr>
-              <w:instrText xml:space="preserve"> PAGEREF _Toc235599907 \h </w:instrText>
+              <w:instrText xml:space="preserve"> PAGEREF _Toc235652708 \h </w:instrText>
             </w:r>
             <w:r>
               <w:rPr>
@@ -723,15 +736,17 @@
             <w:tabs>
               <w:tab w:val="right" w:leader="dot" w:pos="9350"/>
             </w:tabs>
+            <w:ind w:left="440"/>
             <w:rPr>
               <w:rFonts w:asciiTheme="minorHAnsi" w:eastAsiaTheme="minorEastAsia" w:hAnsiTheme="minorHAnsi"/>
               <w:noProof/>
               <w:color w:val="auto"/>
               <w:kern w:val="2"/>
+              <w:sz w:val="21"/>
               <w:szCs w:val="22"/>
             </w:rPr>
           </w:pPr>
-          <w:hyperlink w:anchor="_Toc235599908" w:history="1">
+          <w:hyperlink w:anchor="_Toc235652709" w:history="1">
             <w:r>
               <w:rPr>
                 <w:rStyle w:val="af"/>
@@ -758,7 +773,7 @@
                 <w:noProof/>
                 <w:webHidden/>
               </w:rPr>
-              <w:instrText xml:space="preserve"> PAGEREF _Toc235599908 \h </w:instrText>
+              <w:instrText xml:space="preserve"> PAGEREF _Toc235652709 \h </w:instrText>
             </w:r>
             <w:r>
               <w:rPr>
@@ -778,7 +793,7 @@
                 <w:noProof/>
                 <w:webHidden/>
               </w:rPr>
-              <w:t>7</w:t>
+              <w:t>8</w:t>
             </w:r>
             <w:r>
               <w:rPr>
@@ -795,15 +810,17 @@
             <w:tabs>
               <w:tab w:val="right" w:leader="dot" w:pos="9350"/>
             </w:tabs>
+            <w:ind w:left="440"/>
             <w:rPr>
               <w:rFonts w:asciiTheme="minorHAnsi" w:eastAsiaTheme="minorEastAsia" w:hAnsiTheme="minorHAnsi"/>
               <w:noProof/>
               <w:color w:val="auto"/>
               <w:kern w:val="2"/>
+              <w:sz w:val="21"/>
               <w:szCs w:val="22"/>
             </w:rPr>
           </w:pPr>
-          <w:hyperlink w:anchor="_Toc235599909" w:history="1">
+          <w:hyperlink w:anchor="_Toc235652710" w:history="1">
             <w:r>
               <w:rPr>
                 <w:rStyle w:val="af"/>
@@ -830,7 +847,7 @@
                 <w:noProof/>
                 <w:webHidden/>
               </w:rPr>
-              <w:instrText xml:space="preserve"> PAGEREF _Toc235599909 \h </w:instrText>
+              <w:instrText xml:space="preserve"> PAGEREF _Toc235652710 \h </w:instrText>
             </w:r>
             <w:r>
               <w:rPr>
@@ -850,7 +867,7 @@
                 <w:noProof/>
                 <w:webHidden/>
               </w:rPr>
-              <w:t>8</w:t>
+              <w:t>9</w:t>
             </w:r>
             <w:r>
               <w:rPr>
@@ -867,15 +884,17 @@
             <w:tabs>
               <w:tab w:val="right" w:leader="dot" w:pos="9350"/>
             </w:tabs>
+            <w:ind w:left="440"/>
             <w:rPr>
               <w:rFonts w:asciiTheme="minorHAnsi" w:eastAsiaTheme="minorEastAsia" w:hAnsiTheme="minorHAnsi"/>
               <w:noProof/>
               <w:color w:val="auto"/>
               <w:kern w:val="2"/>
+              <w:sz w:val="21"/>
               <w:szCs w:val="22"/>
             </w:rPr>
           </w:pPr>
-          <w:hyperlink w:anchor="_Toc235599910" w:history="1">
+          <w:hyperlink w:anchor="_Toc235652711" w:history="1">
             <w:r>
               <w:rPr>
                 <w:rStyle w:val="af"/>
@@ -902,7 +921,7 @@
                 <w:noProof/>
                 <w:webHidden/>
               </w:rPr>
-              <w:instrText xml:space="preserve"> PAGEREF _Toc235599910 \h </w:instrText>
+              <w:instrText xml:space="preserve"> PAGEREF _Toc235652711 \h </w:instrText>
             </w:r>
             <w:r>
               <w:rPr>
@@ -922,7 +941,7 @@
                 <w:noProof/>
                 <w:webHidden/>
               </w:rPr>
-              <w:t>8</w:t>
+              <w:t>9</w:t>
             </w:r>
             <w:r>
               <w:rPr>
@@ -939,15 +958,17 @@
             <w:tabs>
               <w:tab w:val="right" w:leader="dot" w:pos="9350"/>
             </w:tabs>
+            <w:ind w:left="440"/>
             <w:rPr>
               <w:rFonts w:asciiTheme="minorHAnsi" w:eastAsiaTheme="minorEastAsia" w:hAnsiTheme="minorHAnsi"/>
               <w:noProof/>
               <w:color w:val="auto"/>
               <w:kern w:val="2"/>
+              <w:sz w:val="21"/>
               <w:szCs w:val="22"/>
             </w:rPr>
           </w:pPr>
-          <w:hyperlink w:anchor="_Toc235599911" w:history="1">
+          <w:hyperlink w:anchor="_Toc235652712" w:history="1">
             <w:r>
               <w:rPr>
                 <w:rStyle w:val="af"/>
@@ -974,7 +995,7 @@
                 <w:noProof/>
                 <w:webHidden/>
               </w:rPr>
-              <w:instrText xml:space="preserve"> PAGEREF _Toc235599911 \h </w:instrText>
+              <w:instrText xml:space="preserve"> PAGEREF _Toc235652712 \h </w:instrText>
             </w:r>
             <w:r>
               <w:rPr>
@@ -994,7 +1015,7 @@
                 <w:noProof/>
                 <w:webHidden/>
               </w:rPr>
-              <w:t>9</w:t>
+              <w:t>10</w:t>
             </w:r>
             <w:r>
               <w:rPr>
@@ -1011,15 +1032,17 @@
             <w:tabs>
               <w:tab w:val="right" w:leader="dot" w:pos="9350"/>
             </w:tabs>
+            <w:ind w:left="440"/>
             <w:rPr>
               <w:rFonts w:asciiTheme="minorHAnsi" w:eastAsiaTheme="minorEastAsia" w:hAnsiTheme="minorHAnsi"/>
               <w:noProof/>
               <w:color w:val="auto"/>
               <w:kern w:val="2"/>
+              <w:sz w:val="21"/>
               <w:szCs w:val="22"/>
             </w:rPr>
           </w:pPr>
-          <w:hyperlink w:anchor="_Toc235599912" w:history="1">
+          <w:hyperlink w:anchor="_Toc235652713" w:history="1">
             <w:r>
               <w:rPr>
                 <w:rStyle w:val="af"/>
@@ -1046,7 +1069,7 @@
                 <w:noProof/>
                 <w:webHidden/>
               </w:rPr>
-              <w:instrText xml:space="preserve"> PAGEREF _Toc235599912 \h </w:instrText>
+              <w:instrText xml:space="preserve"> PAGEREF _Toc235652713 \h </w:instrText>
             </w:r>
             <w:r>
               <w:rPr>
@@ -1066,7 +1089,7 @@
                 <w:noProof/>
                 <w:webHidden/>
               </w:rPr>
-              <w:t>9</w:t>
+              <w:t>10</w:t>
             </w:r>
             <w:r>
               <w:rPr>
@@ -1083,15 +1106,17 @@
             <w:tabs>
               <w:tab w:val="right" w:leader="dot" w:pos="9350"/>
             </w:tabs>
+            <w:ind w:left="440"/>
             <w:rPr>
               <w:rFonts w:asciiTheme="minorHAnsi" w:eastAsiaTheme="minorEastAsia" w:hAnsiTheme="minorHAnsi"/>
               <w:noProof/>
               <w:color w:val="auto"/>
               <w:kern w:val="2"/>
+              <w:sz w:val="21"/>
               <w:szCs w:val="22"/>
             </w:rPr>
           </w:pPr>
-          <w:hyperlink w:anchor="_Toc235599913" w:history="1">
+          <w:hyperlink w:anchor="_Toc235652714" w:history="1">
             <w:r>
               <w:rPr>
                 <w:rStyle w:val="af"/>
@@ -1118,7 +1143,7 @@
                 <w:noProof/>
                 <w:webHidden/>
               </w:rPr>
-              <w:instrText xml:space="preserve"> PAGEREF _Toc235599913 \h </w:instrText>
+              <w:instrText xml:space="preserve"> PAGEREF _Toc235652714 \h </w:instrText>
             </w:r>
             <w:r>
               <w:rPr>
@@ -1138,7 +1163,7 @@
                 <w:noProof/>
                 <w:webHidden/>
               </w:rPr>
-              <w:t>10</w:t>
+              <w:t>11</w:t>
             </w:r>
             <w:r>
               <w:rPr>
@@ -1155,15 +1180,17 @@
             <w:tabs>
               <w:tab w:val="right" w:leader="dot" w:pos="9350"/>
             </w:tabs>
+            <w:ind w:left="440"/>
             <w:rPr>
               <w:rFonts w:asciiTheme="minorHAnsi" w:eastAsiaTheme="minorEastAsia" w:hAnsiTheme="minorHAnsi"/>
               <w:noProof/>
               <w:color w:val="auto"/>
               <w:kern w:val="2"/>
+              <w:sz w:val="21"/>
               <w:szCs w:val="22"/>
             </w:rPr>
           </w:pPr>
-          <w:hyperlink w:anchor="_Toc235599914" w:history="1">
+          <w:hyperlink w:anchor="_Toc235652715" w:history="1">
             <w:r>
               <w:rPr>
                 <w:rStyle w:val="af"/>
@@ -1190,7 +1217,7 @@
                 <w:noProof/>
                 <w:webHidden/>
               </w:rPr>
-              <w:instrText xml:space="preserve"> PAGEREF _Toc235599914 \h </w:instrText>
+              <w:instrText xml:space="preserve"> PAGEREF _Toc235652715 \h </w:instrText>
             </w:r>
             <w:r>
               <w:rPr>
@@ -1210,7 +1237,7 @@
                 <w:noProof/>
                 <w:webHidden/>
               </w:rPr>
-              <w:t>10</w:t>
+              <w:t>11</w:t>
             </w:r>
             <w:r>
               <w:rPr>
@@ -1233,7 +1260,7 @@
         <w:pStyle w:val="2"/>
       </w:pPr>
       <w:bookmarkStart w:id="0" w:name="Xce8c60b329e1435cdc73ac6f414868ff2b609a5"/>
-      <w:bookmarkStart w:id="1" w:name="_Toc235599902"/>
+      <w:bookmarkStart w:id="1" w:name="_Toc235652703"/>
       <w:r>
         <w:t xml:space="preserve">1. </w:t>
       </w:r>
@@ -1443,6 +1470,7 @@
         <w:rPr>
           <w:rFonts w:hint="eastAsia"/>
         </w:rPr>
+        <w:lastRenderedPageBreak/>
         <w:t>尚未具备：基于公司</w:t>
       </w:r>
       <w:r>
@@ -1555,7 +1583,6 @@
         <w:rPr>
           <w:rFonts w:hint="eastAsia"/>
         </w:rPr>
-        <w:lastRenderedPageBreak/>
         <w:t>在线主链路不调用生成式大模型；大模型只在离线帮助标注、改写和生成训练候选，人工对金标负责。</w:t>
       </w:r>
     </w:p>
@@ -1590,7 +1617,7 @@
         <w:pStyle w:val="2"/>
       </w:pPr>
       <w:bookmarkStart w:id="2" w:name="X69a230671cb85bba780aa3f611976bd6ed73931"/>
-      <w:bookmarkStart w:id="3" w:name="_Toc235599903"/>
+      <w:bookmarkStart w:id="3" w:name="_Toc235652704"/>
       <w:bookmarkEnd w:id="0"/>
       <w:r>
         <w:t xml:space="preserve">2. </w:t>
@@ -1613,7 +1640,7 @@
           <w:right w:val="single" w:sz="4" w:space="4" w:color="C7D3DF"/>
         </w:pBdr>
         <w:shd w:val="clear" w:color="auto" w:fill="F5F7F9"/>
-        <w:spacing w:before="80" w:after="120"/>
+        <w:spacing w:before="80"/>
         <w:ind w:left="200" w:right="200"/>
         <w:rPr>
           <w:rFonts w:ascii="Consolas" w:hAnsi="Consolas"/>
@@ -2180,7 +2207,7 @@
         <w:pStyle w:val="2"/>
       </w:pPr>
       <w:bookmarkStart w:id="4" w:name="X9f73a7a7628b95ead424f6a63479165e5c4dc5f"/>
-      <w:bookmarkStart w:id="5" w:name="_Toc235599904"/>
+      <w:bookmarkStart w:id="5" w:name="_Toc235652705"/>
       <w:bookmarkEnd w:id="2"/>
       <w:r>
         <w:t xml:space="preserve">3. </w:t>
@@ -2203,7 +2230,7 @@
           <w:right w:val="single" w:sz="4" w:space="4" w:color="C7D3DF"/>
         </w:pBdr>
         <w:shd w:val="clear" w:color="auto" w:fill="F5F7F9"/>
-        <w:spacing w:before="80" w:after="120"/>
+        <w:spacing w:before="80"/>
         <w:ind w:left="200" w:right="200"/>
         <w:rPr>
           <w:rFonts w:ascii="Consolas" w:hAnsi="Consolas"/>
@@ -2283,6 +2310,7 @@
           <w:rStyle w:val="VerbatimChar"/>
           <w:sz w:val="17"/>
         </w:rPr>
+        <w:lastRenderedPageBreak/>
         <w:t xml:space="preserve">  ├─ </w:t>
       </w:r>
       <w:r>
@@ -2587,7 +2615,6 @@
           <w:rFonts w:hint="eastAsia"/>
           <w:sz w:val="17"/>
         </w:rPr>
-        <w:lastRenderedPageBreak/>
         <w:t>曝光、点击、加购、购买</w:t>
       </w:r>
       <w:r>
@@ -2690,7 +2717,7 @@
         <w:pStyle w:val="2"/>
       </w:pPr>
       <w:bookmarkStart w:id="6" w:name="X4a91e9d459cd3f75fa0df3a997f982ec82808b7"/>
-      <w:bookmarkStart w:id="7" w:name="_Toc235599905"/>
+      <w:bookmarkStart w:id="7" w:name="_Toc235652706"/>
       <w:bookmarkEnd w:id="4"/>
       <w:r>
         <w:t xml:space="preserve">4. </w:t>
@@ -2706,7 +2733,8 @@
     <w:tbl>
       <w:tblPr>
         <w:tblStyle w:val="Table"/>
-        <w:tblW w:w="5000" w:type="pct"/>
+        <w:tblW w:w="9360" w:type="dxa"/>
+        <w:tblInd w:w="120" w:type="dxa"/>
         <w:tblBorders>
           <w:top w:val="single" w:sz="4" w:space="0" w:color="C7D3DF"/>
           <w:left w:val="single" w:sz="4" w:space="0" w:color="C7D3DF"/>
@@ -2715,6 +2743,7 @@
           <w:insideH w:val="single" w:sz="4" w:space="0" w:color="C7D3DF"/>
           <w:insideV w:val="single" w:sz="4" w:space="0" w:color="C7D3DF"/>
         </w:tblBorders>
+        <w:tblLayout w:type="fixed"/>
         <w:tblCellMar>
           <w:top w:w="80" w:type="dxa"/>
           <w:left w:w="120" w:type="dxa"/>
@@ -2724,9 +2753,9 @@
         <w:tblLook w:val="0020" w:firstRow="1" w:lastRow="0" w:firstColumn="0" w:lastColumn="0" w:noHBand="0" w:noVBand="0"/>
       </w:tblPr>
       <w:tblGrid>
-        <w:gridCol w:w="1740"/>
-        <w:gridCol w:w="3526"/>
-        <w:gridCol w:w="4334"/>
+        <w:gridCol w:w="2160"/>
+        <w:gridCol w:w="3600"/>
+        <w:gridCol w:w="3600"/>
       </w:tblGrid>
       <w:tr>
         <w:trPr>
@@ -2736,11 +2765,11 @@
         </w:trPr>
         <w:tc>
           <w:tcPr>
-            <w:tcW w:w="0" w:type="auto"/>
+            <w:tcW w:w="2160" w:type="dxa"/>
             <w:tcBorders>
               <w:bottom w:val="single" w:sz="4" w:space="0" w:color="C7D3DF"/>
             </w:tcBorders>
-            <w:shd w:val="clear" w:color="auto" w:fill="1F4E79"/>
+            <w:shd w:val="clear" w:color="auto" w:fill="E8EEF5"/>
             <w:vAlign w:val="center"/>
           </w:tcPr>
           <w:p>
@@ -2749,7 +2778,7 @@
               <w:spacing w:after="40" w:line="240" w:lineRule="auto"/>
               <w:rPr>
                 <w:b/>
-                <w:color w:val="FFFFFF"/>
+                <w:color w:val="1F4E79"/>
                 <w:sz w:val="18"/>
               </w:rPr>
             </w:pPr>
@@ -2757,7 +2786,7 @@
               <w:rPr>
                 <w:rFonts w:hint="eastAsia"/>
                 <w:b/>
-                <w:color w:val="FFFFFF"/>
+                <w:color w:val="1F4E79"/>
                 <w:sz w:val="18"/>
               </w:rPr>
               <w:t>模块</w:t>
@@ -2766,11 +2795,11 @@
         </w:tc>
         <w:tc>
           <w:tcPr>
-            <w:tcW w:w="0" w:type="auto"/>
+            <w:tcW w:w="3600" w:type="dxa"/>
             <w:tcBorders>
               <w:bottom w:val="single" w:sz="4" w:space="0" w:color="C7D3DF"/>
             </w:tcBorders>
-            <w:shd w:val="clear" w:color="auto" w:fill="1F4E79"/>
+            <w:shd w:val="clear" w:color="auto" w:fill="E8EEF5"/>
             <w:vAlign w:val="center"/>
           </w:tcPr>
           <w:p>
@@ -2779,7 +2808,7 @@
               <w:spacing w:after="40" w:line="240" w:lineRule="auto"/>
               <w:rPr>
                 <w:b/>
-                <w:color w:val="FFFFFF"/>
+                <w:color w:val="1F4E79"/>
                 <w:sz w:val="18"/>
               </w:rPr>
             </w:pPr>
@@ -2787,7 +2816,7 @@
               <w:rPr>
                 <w:rFonts w:hint="eastAsia"/>
                 <w:b/>
-                <w:color w:val="FFFFFF"/>
+                <w:color w:val="1F4E79"/>
                 <w:sz w:val="18"/>
               </w:rPr>
               <w:t>当前状态</w:t>
@@ -2796,11 +2825,11 @@
         </w:tc>
         <w:tc>
           <w:tcPr>
-            <w:tcW w:w="0" w:type="auto"/>
+            <w:tcW w:w="3600" w:type="dxa"/>
             <w:tcBorders>
               <w:bottom w:val="single" w:sz="4" w:space="0" w:color="C7D3DF"/>
             </w:tcBorders>
-            <w:shd w:val="clear" w:color="auto" w:fill="1F4E79"/>
+            <w:shd w:val="clear" w:color="auto" w:fill="E8EEF5"/>
             <w:vAlign w:val="center"/>
           </w:tcPr>
           <w:p>
@@ -2809,7 +2838,7 @@
               <w:spacing w:after="40" w:line="240" w:lineRule="auto"/>
               <w:rPr>
                 <w:b/>
-                <w:color w:val="FFFFFF"/>
+                <w:color w:val="1F4E79"/>
                 <w:sz w:val="18"/>
               </w:rPr>
             </w:pPr>
@@ -2817,7 +2846,7 @@
               <w:rPr>
                 <w:rFonts w:hint="eastAsia"/>
                 <w:b/>
-                <w:color w:val="FFFFFF"/>
+                <w:color w:val="1F4E79"/>
                 <w:sz w:val="18"/>
               </w:rPr>
               <w:t>生产前主要缺口</w:t>
@@ -2831,8 +2860,11 @@
         </w:trPr>
         <w:tc>
           <w:tcPr>
-            <w:tcW w:w="0" w:type="auto"/>
-            <w:shd w:val="clear" w:color="auto" w:fill="F6F9FC"/>
+            <w:tcW w:w="2160" w:type="dxa"/>
+            <w:tcBorders>
+              <w:bottom w:val="single" w:sz="4" w:space="0" w:color="C7D3DF"/>
+            </w:tcBorders>
+            <w:shd w:val="clear" w:color="auto" w:fill="FFFFFF"/>
             <w:vAlign w:val="center"/>
           </w:tcPr>
           <w:p>
@@ -2866,8 +2898,11 @@
         </w:tc>
         <w:tc>
           <w:tcPr>
-            <w:tcW w:w="0" w:type="auto"/>
-            <w:shd w:val="clear" w:color="auto" w:fill="F6F9FC"/>
+            <w:tcW w:w="3600" w:type="dxa"/>
+            <w:tcBorders>
+              <w:bottom w:val="single" w:sz="4" w:space="0" w:color="C7D3DF"/>
+            </w:tcBorders>
+            <w:shd w:val="clear" w:color="auto" w:fill="FFFFFF"/>
             <w:vAlign w:val="center"/>
           </w:tcPr>
           <w:p>
@@ -2895,8 +2930,11 @@
         </w:tc>
         <w:tc>
           <w:tcPr>
-            <w:tcW w:w="0" w:type="auto"/>
-            <w:shd w:val="clear" w:color="auto" w:fill="F6F9FC"/>
+            <w:tcW w:w="3600" w:type="dxa"/>
+            <w:tcBorders>
+              <w:bottom w:val="single" w:sz="4" w:space="0" w:color="C7D3DF"/>
+            </w:tcBorders>
+            <w:shd w:val="clear" w:color="auto" w:fill="FFFFFF"/>
             <w:vAlign w:val="center"/>
           </w:tcPr>
           <w:p>
@@ -2943,11 +2981,11 @@
         </w:trPr>
         <w:tc>
           <w:tcPr>
-            <w:tcW w:w="0" w:type="auto"/>
+            <w:tcW w:w="2160" w:type="dxa"/>
             <w:tcBorders>
               <w:bottom w:val="single" w:sz="4" w:space="0" w:color="C7D3DF"/>
             </w:tcBorders>
-            <w:shd w:val="clear" w:color="auto" w:fill="auto"/>
+            <w:shd w:val="clear" w:color="auto" w:fill="FFFFFF"/>
             <w:vAlign w:val="center"/>
           </w:tcPr>
           <w:p>
@@ -2989,11 +3027,11 @@
         </w:tc>
         <w:tc>
           <w:tcPr>
-            <w:tcW w:w="0" w:type="auto"/>
+            <w:tcW w:w="3600" w:type="dxa"/>
             <w:tcBorders>
               <w:bottom w:val="single" w:sz="4" w:space="0" w:color="C7D3DF"/>
             </w:tcBorders>
-            <w:shd w:val="clear" w:color="auto" w:fill="auto"/>
+            <w:shd w:val="clear" w:color="auto" w:fill="FFFFFF"/>
             <w:vAlign w:val="center"/>
           </w:tcPr>
           <w:p>
@@ -3015,11 +3053,11 @@
         </w:tc>
         <w:tc>
           <w:tcPr>
-            <w:tcW w:w="0" w:type="auto"/>
+            <w:tcW w:w="3600" w:type="dxa"/>
             <w:tcBorders>
               <w:bottom w:val="single" w:sz="4" w:space="0" w:color="C7D3DF"/>
             </w:tcBorders>
-            <w:shd w:val="clear" w:color="auto" w:fill="auto"/>
+            <w:shd w:val="clear" w:color="auto" w:fill="FFFFFF"/>
             <w:vAlign w:val="center"/>
           </w:tcPr>
           <w:p>
@@ -3059,8 +3097,11 @@
         </w:trPr>
         <w:tc>
           <w:tcPr>
-            <w:tcW w:w="0" w:type="auto"/>
-            <w:shd w:val="clear" w:color="auto" w:fill="F6F9FC"/>
+            <w:tcW w:w="2160" w:type="dxa"/>
+            <w:tcBorders>
+              <w:bottom w:val="single" w:sz="4" w:space="0" w:color="C7D3DF"/>
+            </w:tcBorders>
+            <w:shd w:val="clear" w:color="auto" w:fill="FFFFFF"/>
             <w:vAlign w:val="center"/>
           </w:tcPr>
           <w:p>
@@ -3088,8 +3129,11 @@
         </w:tc>
         <w:tc>
           <w:tcPr>
-            <w:tcW w:w="0" w:type="auto"/>
-            <w:shd w:val="clear" w:color="auto" w:fill="F6F9FC"/>
+            <w:tcW w:w="3600" w:type="dxa"/>
+            <w:tcBorders>
+              <w:bottom w:val="single" w:sz="4" w:space="0" w:color="C7D3DF"/>
+            </w:tcBorders>
+            <w:shd w:val="clear" w:color="auto" w:fill="FFFFFF"/>
             <w:vAlign w:val="center"/>
           </w:tcPr>
           <w:p>
@@ -3145,8 +3189,11 @@
         </w:tc>
         <w:tc>
           <w:tcPr>
-            <w:tcW w:w="0" w:type="auto"/>
-            <w:shd w:val="clear" w:color="auto" w:fill="F6F9FC"/>
+            <w:tcW w:w="3600" w:type="dxa"/>
+            <w:tcBorders>
+              <w:bottom w:val="single" w:sz="4" w:space="0" w:color="C7D3DF"/>
+            </w:tcBorders>
+            <w:shd w:val="clear" w:color="auto" w:fill="FFFFFF"/>
             <w:vAlign w:val="center"/>
           </w:tcPr>
           <w:p>
@@ -3233,11 +3280,11 @@
         </w:trPr>
         <w:tc>
           <w:tcPr>
-            <w:tcW w:w="0" w:type="auto"/>
+            <w:tcW w:w="2160" w:type="dxa"/>
             <w:tcBorders>
               <w:bottom w:val="single" w:sz="4" w:space="0" w:color="C7D3DF"/>
             </w:tcBorders>
-            <w:shd w:val="clear" w:color="auto" w:fill="auto"/>
+            <w:shd w:val="clear" w:color="auto" w:fill="FFFFFF"/>
             <w:vAlign w:val="center"/>
           </w:tcPr>
           <w:p>
@@ -3265,11 +3312,11 @@
         </w:tc>
         <w:tc>
           <w:tcPr>
-            <w:tcW w:w="0" w:type="auto"/>
+            <w:tcW w:w="3600" w:type="dxa"/>
             <w:tcBorders>
               <w:bottom w:val="single" w:sz="4" w:space="0" w:color="C7D3DF"/>
             </w:tcBorders>
-            <w:shd w:val="clear" w:color="auto" w:fill="auto"/>
+            <w:shd w:val="clear" w:color="auto" w:fill="FFFFFF"/>
             <w:vAlign w:val="center"/>
           </w:tcPr>
           <w:p>
@@ -3297,11 +3344,11 @@
         </w:tc>
         <w:tc>
           <w:tcPr>
-            <w:tcW w:w="0" w:type="auto"/>
+            <w:tcW w:w="3600" w:type="dxa"/>
             <w:tcBorders>
               <w:bottom w:val="single" w:sz="4" w:space="0" w:color="C7D3DF"/>
             </w:tcBorders>
-            <w:shd w:val="clear" w:color="auto" w:fill="auto"/>
+            <w:shd w:val="clear" w:color="auto" w:fill="FFFFFF"/>
             <w:vAlign w:val="center"/>
           </w:tcPr>
           <w:p>
@@ -3382,8 +3429,11 @@
         </w:trPr>
         <w:tc>
           <w:tcPr>
-            <w:tcW w:w="0" w:type="auto"/>
-            <w:shd w:val="clear" w:color="auto" w:fill="F6F9FC"/>
+            <w:tcW w:w="2160" w:type="dxa"/>
+            <w:tcBorders>
+              <w:bottom w:val="single" w:sz="4" w:space="0" w:color="C7D3DF"/>
+            </w:tcBorders>
+            <w:shd w:val="clear" w:color="auto" w:fill="FFFFFF"/>
             <w:vAlign w:val="center"/>
           </w:tcPr>
           <w:p>
@@ -3404,8 +3454,11 @@
         </w:tc>
         <w:tc>
           <w:tcPr>
-            <w:tcW w:w="0" w:type="auto"/>
-            <w:shd w:val="clear" w:color="auto" w:fill="F6F9FC"/>
+            <w:tcW w:w="3600" w:type="dxa"/>
+            <w:tcBorders>
+              <w:bottom w:val="single" w:sz="4" w:space="0" w:color="C7D3DF"/>
+            </w:tcBorders>
+            <w:shd w:val="clear" w:color="auto" w:fill="FFFFFF"/>
             <w:vAlign w:val="center"/>
           </w:tcPr>
           <w:p>
@@ -3445,8 +3498,11 @@
         </w:tc>
         <w:tc>
           <w:tcPr>
-            <w:tcW w:w="0" w:type="auto"/>
-            <w:shd w:val="clear" w:color="auto" w:fill="F6F9FC"/>
+            <w:tcW w:w="3600" w:type="dxa"/>
+            <w:tcBorders>
+              <w:bottom w:val="single" w:sz="4" w:space="0" w:color="C7D3DF"/>
+            </w:tcBorders>
+            <w:shd w:val="clear" w:color="auto" w:fill="FFFFFF"/>
             <w:vAlign w:val="center"/>
           </w:tcPr>
           <w:p>
@@ -3534,11 +3590,11 @@
         </w:trPr>
         <w:tc>
           <w:tcPr>
-            <w:tcW w:w="0" w:type="auto"/>
+            <w:tcW w:w="2160" w:type="dxa"/>
             <w:tcBorders>
               <w:bottom w:val="single" w:sz="4" w:space="0" w:color="C7D3DF"/>
             </w:tcBorders>
-            <w:shd w:val="clear" w:color="auto" w:fill="auto"/>
+            <w:shd w:val="clear" w:color="auto" w:fill="FFFFFF"/>
             <w:vAlign w:val="center"/>
           </w:tcPr>
           <w:p>
@@ -3560,11 +3616,11 @@
         </w:tc>
         <w:tc>
           <w:tcPr>
-            <w:tcW w:w="0" w:type="auto"/>
+            <w:tcW w:w="3600" w:type="dxa"/>
             <w:tcBorders>
               <w:bottom w:val="single" w:sz="4" w:space="0" w:color="C7D3DF"/>
             </w:tcBorders>
-            <w:shd w:val="clear" w:color="auto" w:fill="auto"/>
+            <w:shd w:val="clear" w:color="auto" w:fill="FFFFFF"/>
             <w:vAlign w:val="center"/>
           </w:tcPr>
           <w:p>
@@ -3586,11 +3642,11 @@
         </w:tc>
         <w:tc>
           <w:tcPr>
-            <w:tcW w:w="0" w:type="auto"/>
+            <w:tcW w:w="3600" w:type="dxa"/>
             <w:tcBorders>
               <w:bottom w:val="single" w:sz="4" w:space="0" w:color="C7D3DF"/>
             </w:tcBorders>
-            <w:shd w:val="clear" w:color="auto" w:fill="auto"/>
+            <w:shd w:val="clear" w:color="auto" w:fill="FFFFFF"/>
             <w:vAlign w:val="center"/>
           </w:tcPr>
           <w:p>
@@ -3649,8 +3705,11 @@
         </w:trPr>
         <w:tc>
           <w:tcPr>
-            <w:tcW w:w="0" w:type="auto"/>
-            <w:shd w:val="clear" w:color="auto" w:fill="F6F9FC"/>
+            <w:tcW w:w="2160" w:type="dxa"/>
+            <w:tcBorders>
+              <w:bottom w:val="single" w:sz="4" w:space="0" w:color="C7D3DF"/>
+            </w:tcBorders>
+            <w:shd w:val="clear" w:color="auto" w:fill="FFFFFF"/>
             <w:vAlign w:val="center"/>
           </w:tcPr>
           <w:p>
@@ -3672,8 +3731,11 @@
         </w:tc>
         <w:tc>
           <w:tcPr>
-            <w:tcW w:w="0" w:type="auto"/>
-            <w:shd w:val="clear" w:color="auto" w:fill="F6F9FC"/>
+            <w:tcW w:w="3600" w:type="dxa"/>
+            <w:tcBorders>
+              <w:bottom w:val="single" w:sz="4" w:space="0" w:color="C7D3DF"/>
+            </w:tcBorders>
+            <w:shd w:val="clear" w:color="auto" w:fill="FFFFFF"/>
             <w:vAlign w:val="center"/>
           </w:tcPr>
           <w:p>
@@ -3709,8 +3771,11 @@
         </w:tc>
         <w:tc>
           <w:tcPr>
-            <w:tcW w:w="0" w:type="auto"/>
-            <w:shd w:val="clear" w:color="auto" w:fill="F6F9FC"/>
+            <w:tcW w:w="3600" w:type="dxa"/>
+            <w:tcBorders>
+              <w:bottom w:val="single" w:sz="4" w:space="0" w:color="C7D3DF"/>
+            </w:tcBorders>
+            <w:shd w:val="clear" w:color="auto" w:fill="FFFFFF"/>
             <w:vAlign w:val="center"/>
           </w:tcPr>
           <w:p>
@@ -3764,11 +3829,11 @@
         </w:trPr>
         <w:tc>
           <w:tcPr>
-            <w:tcW w:w="0" w:type="auto"/>
+            <w:tcW w:w="2160" w:type="dxa"/>
             <w:tcBorders>
               <w:bottom w:val="single" w:sz="4" w:space="0" w:color="C7D3DF"/>
             </w:tcBorders>
-            <w:shd w:val="clear" w:color="auto" w:fill="auto"/>
+            <w:shd w:val="clear" w:color="auto" w:fill="FFFFFF"/>
             <w:vAlign w:val="center"/>
           </w:tcPr>
           <w:p>
@@ -3784,17 +3849,18 @@
                 <w:rFonts w:hint="eastAsia"/>
                 <w:sz w:val="17"/>
               </w:rPr>
+              <w:lastRenderedPageBreak/>
               <w:t>缓存</w:t>
             </w:r>
           </w:p>
         </w:tc>
         <w:tc>
           <w:tcPr>
-            <w:tcW w:w="0" w:type="auto"/>
+            <w:tcW w:w="3600" w:type="dxa"/>
             <w:tcBorders>
               <w:bottom w:val="single" w:sz="4" w:space="0" w:color="C7D3DF"/>
             </w:tcBorders>
-            <w:shd w:val="clear" w:color="auto" w:fill="auto"/>
+            <w:shd w:val="clear" w:color="auto" w:fill="FFFFFF"/>
             <w:vAlign w:val="center"/>
           </w:tcPr>
           <w:p>
@@ -3828,11 +3894,11 @@
         </w:tc>
         <w:tc>
           <w:tcPr>
-            <w:tcW w:w="0" w:type="auto"/>
+            <w:tcW w:w="3600" w:type="dxa"/>
             <w:tcBorders>
               <w:bottom w:val="single" w:sz="4" w:space="0" w:color="C7D3DF"/>
             </w:tcBorders>
-            <w:shd w:val="clear" w:color="auto" w:fill="auto"/>
+            <w:shd w:val="clear" w:color="auto" w:fill="FFFFFF"/>
             <w:vAlign w:val="center"/>
           </w:tcPr>
           <w:p>
@@ -3893,8 +3959,11 @@
         </w:trPr>
         <w:tc>
           <w:tcPr>
-            <w:tcW w:w="0" w:type="auto"/>
-            <w:shd w:val="clear" w:color="auto" w:fill="F6F9FC"/>
+            <w:tcW w:w="2160" w:type="dxa"/>
+            <w:tcBorders>
+              <w:bottom w:val="single" w:sz="4" w:space="0" w:color="C7D3DF"/>
+            </w:tcBorders>
+            <w:shd w:val="clear" w:color="auto" w:fill="FFFFFF"/>
             <w:vAlign w:val="center"/>
           </w:tcPr>
           <w:p>
@@ -3916,8 +3985,11 @@
         </w:tc>
         <w:tc>
           <w:tcPr>
-            <w:tcW w:w="0" w:type="auto"/>
-            <w:shd w:val="clear" w:color="auto" w:fill="F6F9FC"/>
+            <w:tcW w:w="3600" w:type="dxa"/>
+            <w:tcBorders>
+              <w:bottom w:val="single" w:sz="4" w:space="0" w:color="C7D3DF"/>
+            </w:tcBorders>
+            <w:shd w:val="clear" w:color="auto" w:fill="FFFFFF"/>
             <w:vAlign w:val="center"/>
           </w:tcPr>
           <w:p>
@@ -3952,8 +4024,11 @@
         </w:tc>
         <w:tc>
           <w:tcPr>
-            <w:tcW w:w="0" w:type="auto"/>
-            <w:shd w:val="clear" w:color="auto" w:fill="F6F9FC"/>
+            <w:tcW w:w="3600" w:type="dxa"/>
+            <w:tcBorders>
+              <w:bottom w:val="single" w:sz="4" w:space="0" w:color="C7D3DF"/>
+            </w:tcBorders>
+            <w:shd w:val="clear" w:color="auto" w:fill="FFFFFF"/>
             <w:vAlign w:val="center"/>
           </w:tcPr>
           <w:p>
@@ -4036,8 +4111,8 @@
         </w:trPr>
         <w:tc>
           <w:tcPr>
-            <w:tcW w:w="0" w:type="auto"/>
-            <w:shd w:val="clear" w:color="auto" w:fill="auto"/>
+            <w:tcW w:w="2160" w:type="dxa"/>
+            <w:shd w:val="clear" w:color="auto" w:fill="FFFFFF"/>
             <w:vAlign w:val="center"/>
           </w:tcPr>
           <w:p>
@@ -4059,8 +4134,8 @@
         </w:tc>
         <w:tc>
           <w:tcPr>
-            <w:tcW w:w="0" w:type="auto"/>
-            <w:shd w:val="clear" w:color="auto" w:fill="auto"/>
+            <w:tcW w:w="3600" w:type="dxa"/>
+            <w:shd w:val="clear" w:color="auto" w:fill="FFFFFF"/>
             <w:vAlign w:val="center"/>
           </w:tcPr>
           <w:p>
@@ -4088,8 +4163,8 @@
         </w:tc>
         <w:tc>
           <w:tcPr>
-            <w:tcW w:w="0" w:type="auto"/>
-            <w:shd w:val="clear" w:color="auto" w:fill="auto"/>
+            <w:tcW w:w="3600" w:type="dxa"/>
+            <w:shd w:val="clear" w:color="auto" w:fill="FFFFFF"/>
             <w:vAlign w:val="center"/>
           </w:tcPr>
           <w:p>
@@ -4123,7 +4198,7 @@
         <w:pStyle w:val="2"/>
       </w:pPr>
       <w:bookmarkStart w:id="8" w:name="Xf8b79d2024b4e6e376fc0e68dd985ace0fe5cb2"/>
-      <w:bookmarkStart w:id="9" w:name="_Toc235599906"/>
+      <w:bookmarkStart w:id="9" w:name="_Toc235652707"/>
       <w:bookmarkEnd w:id="6"/>
       <w:r>
         <w:t xml:space="preserve">5. </w:t>
@@ -4285,7 +4360,6 @@
           <w:rStyle w:val="VerbatimChar"/>
           <w:rFonts w:ascii="微软雅黑" w:hAnsi="微软雅黑"/>
         </w:rPr>
-        <w:lastRenderedPageBreak/>
         <w:t>RecommendPipeline</w:t>
       </w:r>
       <w:r>
@@ -4625,31 +4699,58 @@
         <w:t>Label</w:t>
       </w:r>
       <w:r>
-        <w:t xml:space="preserve"> Studio </w:t>
-      </w:r>
-      <w:r>
-        <w:rPr>
-          <w:rFonts w:hint="eastAsia"/>
-        </w:rPr>
-        <w:t>或</w:t>
-      </w:r>
-      <w:r>
-        <w:t xml:space="preserve"> doccano</w:t>
-      </w:r>
-      <w:r>
+        <w:t xml:space="preserve"> </w:t>
+      </w:r>
+      <w:r>
+        <w:rPr>
+          <w:rFonts w:hint="eastAsia"/>
+        </w:rPr>
+        <w:t>Studio</w:t>
+      </w:r>
+      <w:r>
+        <w:rPr>
+          <w:rFonts w:hint="eastAsia"/>
+        </w:rPr>
         <w:t>、</w:t>
       </w:r>
       <w:r>
+        <w:rPr>
+          <w:rFonts w:hint="eastAsia"/>
+        </w:rPr>
         <w:t>precision/recall/F1</w:t>
       </w:r>
       <w:r>
+        <w:rPr>
+          <w:rFonts w:hint="eastAsia"/>
+        </w:rPr>
         <w:t>、</w:t>
       </w:r>
       <w:r>
+        <w:rPr>
+          <w:rFonts w:hint="eastAsia"/>
+        </w:rPr>
         <w:t>ONNX</w:t>
       </w:r>
       <w:r>
-        <w:t>。</w:t>
+        <w:rPr>
+          <w:rFonts w:hint="eastAsia"/>
+        </w:rPr>
+        <w:t>；</w:t>
+      </w:r>
+      <w:r>
+        <w:rPr>
+          <w:rFonts w:hint="eastAsia"/>
+        </w:rPr>
+        <w:t>Doccano</w:t>
+      </w:r>
+      <w:r>
+        <w:t xml:space="preserve"> </w:t>
+      </w:r>
+      <w:r>
+        <w:rPr>
+          <w:rFonts w:hint="eastAsia"/>
+        </w:rPr>
+        <w:t>仅需了解历史数据兼容。</w:t>
       </w:r>
     </w:p>
     <w:p>
@@ -4710,6 +4811,7 @@
           <w:rStyle w:val="VerbatimChar"/>
           <w:rFonts w:ascii="微软雅黑" w:hAnsi="微软雅黑"/>
         </w:rPr>
+        <w:lastRenderedPageBreak/>
         <w:t>EntityDictionaryService</w:t>
       </w:r>
       <w:r>
@@ -5262,7 +5364,6 @@
         <w:rPr>
           <w:rFonts w:hint="eastAsia"/>
         </w:rPr>
-        <w:lastRenderedPageBreak/>
         <w:t>实现</w:t>
       </w:r>
       <w:r>
@@ -5273,14 +5374,7 @@
           <w:rStyle w:val="VerbatimChar"/>
           <w:rFonts w:ascii="微软雅黑" w:hAnsi="微软雅黑"/>
         </w:rPr>
-        <w:t>Su</w:t>
-      </w:r>
-      <w:r>
-        <w:rPr>
-          <w:rStyle w:val="VerbatimChar"/>
-          <w:rFonts w:ascii="微软雅黑" w:hAnsi="微软雅黑"/>
-        </w:rPr>
-        <w:t>ggestionSource</w:t>
+        <w:t>SuggestionSource</w:t>
       </w:r>
       <w:r>
         <w:t xml:space="preserve"> </w:t>
@@ -5659,6 +5753,7 @@
           <w:rStyle w:val="VerbatimChar"/>
           <w:rFonts w:ascii="微软雅黑" w:hAnsi="微软雅黑"/>
         </w:rPr>
+        <w:lastRenderedPageBreak/>
         <w:t>ProductRuleEngine</w:t>
       </w:r>
       <w:r>
@@ -6275,7 +6370,6 @@
           <w:b/>
           <w:bCs/>
         </w:rPr>
-        <w:lastRenderedPageBreak/>
         <w:t>改进方向</w:t>
       </w:r>
       <w:r>
@@ -6381,7 +6475,7 @@
         <w:pStyle w:val="2"/>
       </w:pPr>
       <w:bookmarkStart w:id="15" w:name="X65cc654b712a29362ad1ce12b09d87406ad4ed6"/>
-      <w:bookmarkStart w:id="16" w:name="_Toc235599907"/>
+      <w:bookmarkStart w:id="16" w:name="_Toc235652708"/>
       <w:bookmarkEnd w:id="14"/>
       <w:bookmarkEnd w:id="8"/>
       <w:r>
@@ -6460,6 +6554,7 @@
           <w:b/>
           <w:bCs/>
         </w:rPr>
+        <w:lastRenderedPageBreak/>
         <w:t>先做</w:t>
       </w:r>
       <w:r>
@@ -6868,7 +6963,7 @@
         <w:pStyle w:val="2"/>
       </w:pPr>
       <w:bookmarkStart w:id="20" w:name="X8f8adbc0bfcbfff4ae77734c91cacd6953fb3f5"/>
-      <w:bookmarkStart w:id="21" w:name="_Toc235599908"/>
+      <w:bookmarkStart w:id="21" w:name="_Toc235652709"/>
       <w:bookmarkEnd w:id="19"/>
       <w:bookmarkEnd w:id="15"/>
       <w:r>
@@ -6885,7 +6980,8 @@
     <w:tbl>
       <w:tblPr>
         <w:tblStyle w:val="Table"/>
-        <w:tblW w:w="5000" w:type="pct"/>
+        <w:tblW w:w="9360" w:type="dxa"/>
+        <w:tblInd w:w="120" w:type="dxa"/>
         <w:tblBorders>
           <w:top w:val="single" w:sz="4" w:space="0" w:color="C7D3DF"/>
           <w:left w:val="single" w:sz="4" w:space="0" w:color="C7D3DF"/>
@@ -6894,6 +6990,7 @@
           <w:insideH w:val="single" w:sz="4" w:space="0" w:color="C7D3DF"/>
           <w:insideV w:val="single" w:sz="4" w:space="0" w:color="C7D3DF"/>
         </w:tblBorders>
+        <w:tblLayout w:type="fixed"/>
         <w:tblCellMar>
           <w:top w:w="80" w:type="dxa"/>
           <w:left w:w="120" w:type="dxa"/>
@@ -6903,9 +7000,9 @@
         <w:tblLook w:val="0020" w:firstRow="1" w:lastRow="0" w:firstColumn="0" w:lastColumn="0" w:noHBand="0" w:noVBand="0"/>
       </w:tblPr>
       <w:tblGrid>
-        <w:gridCol w:w="1950"/>
-        <w:gridCol w:w="3532"/>
-        <w:gridCol w:w="4118"/>
+        <w:gridCol w:w="2160"/>
+        <w:gridCol w:w="3600"/>
+        <w:gridCol w:w="3600"/>
       </w:tblGrid>
       <w:tr>
         <w:trPr>
@@ -6915,11 +7012,11 @@
         </w:trPr>
         <w:tc>
           <w:tcPr>
-            <w:tcW w:w="0" w:type="auto"/>
+            <w:tcW w:w="2160" w:type="dxa"/>
             <w:tcBorders>
               <w:bottom w:val="single" w:sz="4" w:space="0" w:color="C7D3DF"/>
             </w:tcBorders>
-            <w:shd w:val="clear" w:color="auto" w:fill="1F4E79"/>
+            <w:shd w:val="clear" w:color="auto" w:fill="E8EEF5"/>
             <w:vAlign w:val="center"/>
           </w:tcPr>
           <w:p>
@@ -6928,7 +7025,7 @@
               <w:spacing w:after="40" w:line="240" w:lineRule="auto"/>
               <w:rPr>
                 <w:b/>
-                <w:color w:val="FFFFFF"/>
+                <w:color w:val="1F4E79"/>
                 <w:sz w:val="18"/>
               </w:rPr>
             </w:pPr>
@@ -6936,7 +7033,7 @@
               <w:rPr>
                 <w:rFonts w:hint="eastAsia"/>
                 <w:b/>
-                <w:color w:val="FFFFFF"/>
+                <w:color w:val="1F4E79"/>
                 <w:sz w:val="18"/>
               </w:rPr>
               <w:t>配对</w:t>
@@ -6945,11 +7042,11 @@
         </w:tc>
         <w:tc>
           <w:tcPr>
-            <w:tcW w:w="0" w:type="auto"/>
+            <w:tcW w:w="3600" w:type="dxa"/>
             <w:tcBorders>
               <w:bottom w:val="single" w:sz="4" w:space="0" w:color="C7D3DF"/>
             </w:tcBorders>
-            <w:shd w:val="clear" w:color="auto" w:fill="1F4E79"/>
+            <w:shd w:val="clear" w:color="auto" w:fill="E8EEF5"/>
             <w:vAlign w:val="center"/>
           </w:tcPr>
           <w:p>
@@ -6958,7 +7055,7 @@
               <w:spacing w:after="40" w:line="240" w:lineRule="auto"/>
               <w:rPr>
                 <w:b/>
-                <w:color w:val="FFFFFF"/>
+                <w:color w:val="1F4E79"/>
                 <w:sz w:val="18"/>
               </w:rPr>
             </w:pPr>
@@ -6966,7 +7063,7 @@
               <w:rPr>
                 <w:rFonts w:hint="eastAsia"/>
                 <w:b/>
-                <w:color w:val="FFFFFF"/>
+                <w:color w:val="1F4E79"/>
                 <w:sz w:val="18"/>
               </w:rPr>
               <w:t>共同产出</w:t>
@@ -6975,11 +7072,11 @@
         </w:tc>
         <w:tc>
           <w:tcPr>
-            <w:tcW w:w="0" w:type="auto"/>
+            <w:tcW w:w="3600" w:type="dxa"/>
             <w:tcBorders>
               <w:bottom w:val="single" w:sz="4" w:space="0" w:color="C7D3DF"/>
             </w:tcBorders>
-            <w:shd w:val="clear" w:color="auto" w:fill="1F4E79"/>
+            <w:shd w:val="clear" w:color="auto" w:fill="E8EEF5"/>
             <w:vAlign w:val="center"/>
           </w:tcPr>
           <w:p>
@@ -6988,7 +7085,7 @@
               <w:spacing w:after="40" w:line="240" w:lineRule="auto"/>
               <w:rPr>
                 <w:b/>
-                <w:color w:val="FFFFFF"/>
+                <w:color w:val="1F4E79"/>
                 <w:sz w:val="18"/>
               </w:rPr>
             </w:pPr>
@@ -6996,7 +7093,7 @@
               <w:rPr>
                 <w:rFonts w:hint="eastAsia"/>
                 <w:b/>
-                <w:color w:val="FFFFFF"/>
+                <w:color w:val="1F4E79"/>
                 <w:sz w:val="18"/>
               </w:rPr>
               <w:t>不应互相等待的做法</w:t>
@@ -7010,8 +7107,11 @@
         </w:trPr>
         <w:tc>
           <w:tcPr>
-            <w:tcW w:w="0" w:type="auto"/>
-            <w:shd w:val="clear" w:color="auto" w:fill="F6F9FC"/>
+            <w:tcW w:w="2160" w:type="dxa"/>
+            <w:tcBorders>
+              <w:bottom w:val="single" w:sz="4" w:space="0" w:color="C7D3DF"/>
+            </w:tcBorders>
+            <w:shd w:val="clear" w:color="auto" w:fill="FFFFFF"/>
             <w:vAlign w:val="center"/>
           </w:tcPr>
           <w:p>
@@ -7046,8 +7146,11 @@
         </w:tc>
         <w:tc>
           <w:tcPr>
-            <w:tcW w:w="0" w:type="auto"/>
-            <w:shd w:val="clear" w:color="auto" w:fill="F6F9FC"/>
+            <w:tcW w:w="3600" w:type="dxa"/>
+            <w:tcBorders>
+              <w:bottom w:val="single" w:sz="4" w:space="0" w:color="C7D3DF"/>
+            </w:tcBorders>
+            <w:shd w:val="clear" w:color="auto" w:fill="FFFFFF"/>
             <w:vAlign w:val="center"/>
           </w:tcPr>
           <w:p>
@@ -7069,8 +7172,11 @@
         </w:tc>
         <w:tc>
           <w:tcPr>
-            <w:tcW w:w="0" w:type="auto"/>
-            <w:shd w:val="clear" w:color="auto" w:fill="F6F9FC"/>
+            <w:tcW w:w="3600" w:type="dxa"/>
+            <w:tcBorders>
+              <w:bottom w:val="single" w:sz="4" w:space="0" w:color="C7D3DF"/>
+            </w:tcBorders>
+            <w:shd w:val="clear" w:color="auto" w:fill="FFFFFF"/>
             <w:vAlign w:val="center"/>
           </w:tcPr>
           <w:p>
@@ -7123,11 +7229,11 @@
         </w:trPr>
         <w:tc>
           <w:tcPr>
-            <w:tcW w:w="0" w:type="auto"/>
+            <w:tcW w:w="2160" w:type="dxa"/>
             <w:tcBorders>
               <w:bottom w:val="single" w:sz="4" w:space="0" w:color="C7D3DF"/>
             </w:tcBorders>
-            <w:shd w:val="clear" w:color="auto" w:fill="auto"/>
+            <w:shd w:val="clear" w:color="auto" w:fill="FFFFFF"/>
             <w:vAlign w:val="center"/>
           </w:tcPr>
           <w:p>
@@ -7143,7 +7249,6 @@
                 <w:rFonts w:hint="eastAsia"/>
                 <w:sz w:val="17"/>
               </w:rPr>
-              <w:lastRenderedPageBreak/>
               <w:t>开发</w:t>
             </w:r>
             <w:r>
@@ -7169,11 +7274,11 @@
         </w:tc>
         <w:tc>
           <w:tcPr>
-            <w:tcW w:w="0" w:type="auto"/>
+            <w:tcW w:w="3600" w:type="dxa"/>
             <w:tcBorders>
               <w:bottom w:val="single" w:sz="4" w:space="0" w:color="C7D3DF"/>
             </w:tcBorders>
-            <w:shd w:val="clear" w:color="auto" w:fill="auto"/>
+            <w:shd w:val="clear" w:color="auto" w:fill="FFFFFF"/>
             <w:vAlign w:val="center"/>
           </w:tcPr>
           <w:p>
@@ -7201,11 +7306,11 @@
         </w:tc>
         <w:tc>
           <w:tcPr>
-            <w:tcW w:w="0" w:type="auto"/>
+            <w:tcW w:w="3600" w:type="dxa"/>
             <w:tcBorders>
               <w:bottom w:val="single" w:sz="4" w:space="0" w:color="C7D3DF"/>
             </w:tcBorders>
-            <w:shd w:val="clear" w:color="auto" w:fill="auto"/>
+            <w:shd w:val="clear" w:color="auto" w:fill="FFFFFF"/>
             <w:vAlign w:val="center"/>
           </w:tcPr>
           <w:p>
@@ -7232,8 +7337,11 @@
         </w:trPr>
         <w:tc>
           <w:tcPr>
-            <w:tcW w:w="0" w:type="auto"/>
-            <w:shd w:val="clear" w:color="auto" w:fill="F6F9FC"/>
+            <w:tcW w:w="2160" w:type="dxa"/>
+            <w:tcBorders>
+              <w:bottom w:val="single" w:sz="4" w:space="0" w:color="C7D3DF"/>
+            </w:tcBorders>
+            <w:shd w:val="clear" w:color="auto" w:fill="FFFFFF"/>
             <w:vAlign w:val="center"/>
           </w:tcPr>
           <w:p>
@@ -7274,8 +7382,11 @@
         </w:tc>
         <w:tc>
           <w:tcPr>
-            <w:tcW w:w="0" w:type="auto"/>
-            <w:shd w:val="clear" w:color="auto" w:fill="F6F9FC"/>
+            <w:tcW w:w="3600" w:type="dxa"/>
+            <w:tcBorders>
+              <w:bottom w:val="single" w:sz="4" w:space="0" w:color="C7D3DF"/>
+            </w:tcBorders>
+            <w:shd w:val="clear" w:color="auto" w:fill="FFFFFF"/>
             <w:vAlign w:val="center"/>
           </w:tcPr>
           <w:p>
@@ -7303,8 +7414,11 @@
         </w:tc>
         <w:tc>
           <w:tcPr>
-            <w:tcW w:w="0" w:type="auto"/>
-            <w:shd w:val="clear" w:color="auto" w:fill="F6F9FC"/>
+            <w:tcW w:w="3600" w:type="dxa"/>
+            <w:tcBorders>
+              <w:bottom w:val="single" w:sz="4" w:space="0" w:color="C7D3DF"/>
+            </w:tcBorders>
+            <w:shd w:val="clear" w:color="auto" w:fill="FFFFFF"/>
             <w:vAlign w:val="center"/>
           </w:tcPr>
           <w:p>
@@ -7344,11 +7458,11 @@
         </w:trPr>
         <w:tc>
           <w:tcPr>
-            <w:tcW w:w="0" w:type="auto"/>
+            <w:tcW w:w="2160" w:type="dxa"/>
             <w:tcBorders>
               <w:bottom w:val="single" w:sz="4" w:space="0" w:color="C7D3DF"/>
             </w:tcBorders>
-            <w:shd w:val="clear" w:color="auto" w:fill="auto"/>
+            <w:shd w:val="clear" w:color="auto" w:fill="FFFFFF"/>
             <w:vAlign w:val="center"/>
           </w:tcPr>
           <w:p>
@@ -7389,11 +7503,11 @@
         </w:tc>
         <w:tc>
           <w:tcPr>
-            <w:tcW w:w="0" w:type="auto"/>
+            <w:tcW w:w="3600" w:type="dxa"/>
             <w:tcBorders>
               <w:bottom w:val="single" w:sz="4" w:space="0" w:color="C7D3DF"/>
             </w:tcBorders>
-            <w:shd w:val="clear" w:color="auto" w:fill="auto"/>
+            <w:shd w:val="clear" w:color="auto" w:fill="FFFFFF"/>
             <w:vAlign w:val="center"/>
           </w:tcPr>
           <w:p>
@@ -7415,11 +7529,11 @@
         </w:tc>
         <w:tc>
           <w:tcPr>
-            <w:tcW w:w="0" w:type="auto"/>
+            <w:tcW w:w="3600" w:type="dxa"/>
             <w:tcBorders>
               <w:bottom w:val="single" w:sz="4" w:space="0" w:color="C7D3DF"/>
             </w:tcBorders>
-            <w:shd w:val="clear" w:color="auto" w:fill="auto"/>
+            <w:shd w:val="clear" w:color="auto" w:fill="FFFFFF"/>
             <w:vAlign w:val="center"/>
           </w:tcPr>
           <w:p>
@@ -7479,8 +7593,8 @@
         </w:trPr>
         <w:tc>
           <w:tcPr>
-            <w:tcW w:w="0" w:type="auto"/>
-            <w:shd w:val="clear" w:color="auto" w:fill="F6F9FC"/>
+            <w:tcW w:w="2160" w:type="dxa"/>
+            <w:shd w:val="clear" w:color="auto" w:fill="FFFFFF"/>
             <w:vAlign w:val="center"/>
           </w:tcPr>
           <w:p>
@@ -7521,8 +7635,8 @@
         </w:tc>
         <w:tc>
           <w:tcPr>
-            <w:tcW w:w="0" w:type="auto"/>
-            <w:shd w:val="clear" w:color="auto" w:fill="F6F9FC"/>
+            <w:tcW w:w="3600" w:type="dxa"/>
+            <w:shd w:val="clear" w:color="auto" w:fill="FFFFFF"/>
             <w:vAlign w:val="center"/>
           </w:tcPr>
           <w:p>
@@ -7544,8 +7658,8 @@
         </w:tc>
         <w:tc>
           <w:tcPr>
-            <w:tcW w:w="0" w:type="auto"/>
-            <w:shd w:val="clear" w:color="auto" w:fill="F6F9FC"/>
+            <w:tcW w:w="3600" w:type="dxa"/>
+            <w:shd w:val="clear" w:color="auto" w:fill="FFFFFF"/>
             <w:vAlign w:val="center"/>
           </w:tcPr>
           <w:p>
@@ -7595,6 +7709,7 @@
         <w:rPr>
           <w:rFonts w:hint="eastAsia"/>
         </w:rPr>
+        <w:lastRenderedPageBreak/>
         <w:t>产品负责人不是“写完需求后等待”，而是持续提供可判断对错的数据。开发负责人不是“模块代码写完即完成”，而是交付可测、可观测、可降级的能力。</w:t>
       </w:r>
     </w:p>
@@ -7603,7 +7718,7 @@
         <w:pStyle w:val="2"/>
       </w:pPr>
       <w:bookmarkStart w:id="22" w:name="Xaf49f4d208b58a122402ff3bd555b8d1d9de85a"/>
-      <w:bookmarkStart w:id="23" w:name="_Toc235599909"/>
+      <w:bookmarkStart w:id="23" w:name="_Toc235652710"/>
       <w:bookmarkEnd w:id="20"/>
       <w:r>
         <w:t xml:space="preserve">8. </w:t>
@@ -8067,7 +8182,7 @@
         <w:pStyle w:val="2"/>
       </w:pPr>
       <w:bookmarkStart w:id="24" w:name="X6f507ae37b517108cd3a835acb49a23a465a0af"/>
-      <w:bookmarkStart w:id="25" w:name="_Toc235599910"/>
+      <w:bookmarkStart w:id="25" w:name="_Toc235652711"/>
       <w:bookmarkEnd w:id="22"/>
       <w:r>
         <w:t xml:space="preserve">9. </w:t>
@@ -8435,7 +8550,6 @@
         <w:rPr>
           <w:rFonts w:hint="eastAsia"/>
         </w:rPr>
-        <w:lastRenderedPageBreak/>
         <w:t>协作规范：分支、评审人、接口变更流程和周度集成时间是什么？</w:t>
       </w:r>
     </w:p>
@@ -8444,9 +8558,10 @@
         <w:pStyle w:val="2"/>
       </w:pPr>
       <w:bookmarkStart w:id="26" w:name="X7e29f808983141b1c791b99aee6251bde80ed85"/>
-      <w:bookmarkStart w:id="27" w:name="_Toc235599911"/>
+      <w:bookmarkStart w:id="27" w:name="_Toc235652712"/>
       <w:bookmarkEnd w:id="24"/>
       <w:r>
+        <w:lastRenderedPageBreak/>
         <w:t xml:space="preserve">10. </w:t>
       </w:r>
       <w:r>
@@ -9267,7 +9382,7 @@
         <w:pStyle w:val="2"/>
       </w:pPr>
       <w:bookmarkStart w:id="31" w:name="Xaa104ca3b360c9789fe1bd1c66f6fd18d6d85e8"/>
-      <w:bookmarkStart w:id="32" w:name="_Toc235599912"/>
+      <w:bookmarkStart w:id="32" w:name="_Toc235652713"/>
       <w:bookmarkEnd w:id="30"/>
       <w:bookmarkEnd w:id="26"/>
       <w:r>
@@ -9284,7 +9399,8 @@
     <w:tbl>
       <w:tblPr>
         <w:tblStyle w:val="Table"/>
-        <w:tblW w:w="5000" w:type="pct"/>
+        <w:tblW w:w="9360" w:type="dxa"/>
+        <w:tblInd w:w="120" w:type="dxa"/>
         <w:tblBorders>
           <w:top w:val="single" w:sz="4" w:space="0" w:color="C7D3DF"/>
           <w:left w:val="single" w:sz="4" w:space="0" w:color="C7D3DF"/>
@@ -9293,6 +9409,7 @@
           <w:insideH w:val="single" w:sz="4" w:space="0" w:color="C7D3DF"/>
           <w:insideV w:val="single" w:sz="4" w:space="0" w:color="C7D3DF"/>
         </w:tblBorders>
+        <w:tblLayout w:type="fixed"/>
         <w:tblCellMar>
           <w:top w:w="80" w:type="dxa"/>
           <w:left w:w="120" w:type="dxa"/>
@@ -9302,9 +9419,9 @@
         <w:tblLook w:val="0020" w:firstRow="1" w:lastRow="0" w:firstColumn="0" w:lastColumn="0" w:noHBand="0" w:noVBand="0"/>
       </w:tblPr>
       <w:tblGrid>
-        <w:gridCol w:w="1213"/>
-        <w:gridCol w:w="2153"/>
-        <w:gridCol w:w="6234"/>
+        <w:gridCol w:w="2160"/>
+        <w:gridCol w:w="3600"/>
+        <w:gridCol w:w="3600"/>
       </w:tblGrid>
       <w:tr>
         <w:trPr>
@@ -9314,11 +9431,11 @@
         </w:trPr>
         <w:tc>
           <w:tcPr>
-            <w:tcW w:w="0" w:type="auto"/>
+            <w:tcW w:w="2160" w:type="dxa"/>
             <w:tcBorders>
               <w:bottom w:val="single" w:sz="4" w:space="0" w:color="C7D3DF"/>
             </w:tcBorders>
-            <w:shd w:val="clear" w:color="auto" w:fill="1F4E79"/>
+            <w:shd w:val="clear" w:color="auto" w:fill="E8EEF5"/>
             <w:vAlign w:val="center"/>
           </w:tcPr>
           <w:p>
@@ -9327,7 +9444,7 @@
               <w:spacing w:after="40" w:line="240" w:lineRule="auto"/>
               <w:rPr>
                 <w:b/>
-                <w:color w:val="FFFFFF"/>
+                <w:color w:val="1F4E79"/>
                 <w:sz w:val="18"/>
               </w:rPr>
             </w:pPr>
@@ -9335,7 +9452,7 @@
               <w:rPr>
                 <w:rFonts w:hint="eastAsia"/>
                 <w:b/>
-                <w:color w:val="FFFFFF"/>
+                <w:color w:val="1F4E79"/>
                 <w:sz w:val="18"/>
               </w:rPr>
               <w:t>工作流</w:t>
@@ -9344,11 +9461,11 @@
         </w:tc>
         <w:tc>
           <w:tcPr>
-            <w:tcW w:w="0" w:type="auto"/>
+            <w:tcW w:w="3600" w:type="dxa"/>
             <w:tcBorders>
               <w:bottom w:val="single" w:sz="4" w:space="0" w:color="C7D3DF"/>
             </w:tcBorders>
-            <w:shd w:val="clear" w:color="auto" w:fill="1F4E79"/>
+            <w:shd w:val="clear" w:color="auto" w:fill="E8EEF5"/>
             <w:vAlign w:val="center"/>
           </w:tcPr>
           <w:p>
@@ -9357,7 +9474,7 @@
               <w:spacing w:after="40" w:line="240" w:lineRule="auto"/>
               <w:rPr>
                 <w:b/>
-                <w:color w:val="FFFFFF"/>
+                <w:color w:val="1F4E79"/>
                 <w:sz w:val="18"/>
               </w:rPr>
             </w:pPr>
@@ -9365,7 +9482,7 @@
               <w:rPr>
                 <w:rFonts w:hint="eastAsia"/>
                 <w:b/>
-                <w:color w:val="FFFFFF"/>
+                <w:color w:val="1F4E79"/>
                 <w:sz w:val="18"/>
               </w:rPr>
               <w:t>不能只交付</w:t>
@@ -9374,11 +9491,11 @@
         </w:tc>
         <w:tc>
           <w:tcPr>
-            <w:tcW w:w="0" w:type="auto"/>
+            <w:tcW w:w="3600" w:type="dxa"/>
             <w:tcBorders>
               <w:bottom w:val="single" w:sz="4" w:space="0" w:color="C7D3DF"/>
             </w:tcBorders>
-            <w:shd w:val="clear" w:color="auto" w:fill="1F4E79"/>
+            <w:shd w:val="clear" w:color="auto" w:fill="E8EEF5"/>
             <w:vAlign w:val="center"/>
           </w:tcPr>
           <w:p>
@@ -9387,7 +9504,7 @@
               <w:spacing w:after="40" w:line="240" w:lineRule="auto"/>
               <w:rPr>
                 <w:b/>
-                <w:color w:val="FFFFFF"/>
+                <w:color w:val="1F4E79"/>
                 <w:sz w:val="18"/>
               </w:rPr>
             </w:pPr>
@@ -9395,7 +9512,7 @@
               <w:rPr>
                 <w:rFonts w:hint="eastAsia"/>
                 <w:b/>
-                <w:color w:val="FFFFFF"/>
+                <w:color w:val="1F4E79"/>
                 <w:sz w:val="18"/>
               </w:rPr>
               <w:t>完成定义</w:t>
@@ -9409,8 +9526,11 @@
         </w:trPr>
         <w:tc>
           <w:tcPr>
-            <w:tcW w:w="0" w:type="auto"/>
-            <w:shd w:val="clear" w:color="auto" w:fill="F6F9FC"/>
+            <w:tcW w:w="2160" w:type="dxa"/>
+            <w:tcBorders>
+              <w:bottom w:val="single" w:sz="4" w:space="0" w:color="C7D3DF"/>
+            </w:tcBorders>
+            <w:shd w:val="clear" w:color="auto" w:fill="FFFFFF"/>
             <w:vAlign w:val="center"/>
           </w:tcPr>
           <w:p>
@@ -9426,6 +9546,7 @@
                 <w:rFonts w:hint="eastAsia"/>
                 <w:sz w:val="17"/>
               </w:rPr>
+              <w:lastRenderedPageBreak/>
               <w:t>架构</w:t>
             </w:r>
             <w:r>
@@ -9439,8 +9560,11 @@
         </w:tc>
         <w:tc>
           <w:tcPr>
-            <w:tcW w:w="0" w:type="auto"/>
-            <w:shd w:val="clear" w:color="auto" w:fill="F6F9FC"/>
+            <w:tcW w:w="3600" w:type="dxa"/>
+            <w:tcBorders>
+              <w:bottom w:val="single" w:sz="4" w:space="0" w:color="C7D3DF"/>
+            </w:tcBorders>
+            <w:shd w:val="clear" w:color="auto" w:fill="FFFFFF"/>
             <w:vAlign w:val="center"/>
           </w:tcPr>
           <w:p>
@@ -9462,8 +9586,11 @@
         </w:tc>
         <w:tc>
           <w:tcPr>
-            <w:tcW w:w="0" w:type="auto"/>
-            <w:shd w:val="clear" w:color="auto" w:fill="F6F9FC"/>
+            <w:tcW w:w="3600" w:type="dxa"/>
+            <w:tcBorders>
+              <w:bottom w:val="single" w:sz="4" w:space="0" w:color="C7D3DF"/>
+            </w:tcBorders>
+            <w:shd w:val="clear" w:color="auto" w:fill="FFFFFF"/>
             <w:vAlign w:val="center"/>
           </w:tcPr>
           <w:p>
@@ -9510,11 +9637,11 @@
         </w:trPr>
         <w:tc>
           <w:tcPr>
-            <w:tcW w:w="0" w:type="auto"/>
+            <w:tcW w:w="2160" w:type="dxa"/>
             <w:tcBorders>
               <w:bottom w:val="single" w:sz="4" w:space="0" w:color="C7D3DF"/>
             </w:tcBorders>
-            <w:shd w:val="clear" w:color="auto" w:fill="auto"/>
+            <w:shd w:val="clear" w:color="auto" w:fill="FFFFFF"/>
             <w:vAlign w:val="center"/>
           </w:tcPr>
           <w:p>
@@ -9535,11 +9662,11 @@
         </w:tc>
         <w:tc>
           <w:tcPr>
-            <w:tcW w:w="0" w:type="auto"/>
+            <w:tcW w:w="3600" w:type="dxa"/>
             <w:tcBorders>
               <w:bottom w:val="single" w:sz="4" w:space="0" w:color="C7D3DF"/>
             </w:tcBorders>
-            <w:shd w:val="clear" w:color="auto" w:fill="auto"/>
+            <w:shd w:val="clear" w:color="auto" w:fill="FFFFFF"/>
             <w:vAlign w:val="center"/>
           </w:tcPr>
           <w:p>
@@ -9561,11 +9688,11 @@
         </w:tc>
         <w:tc>
           <w:tcPr>
-            <w:tcW w:w="0" w:type="auto"/>
+            <w:tcW w:w="3600" w:type="dxa"/>
             <w:tcBorders>
               <w:bottom w:val="single" w:sz="4" w:space="0" w:color="C7D3DF"/>
             </w:tcBorders>
-            <w:shd w:val="clear" w:color="auto" w:fill="auto"/>
+            <w:shd w:val="clear" w:color="auto" w:fill="FFFFFF"/>
             <w:vAlign w:val="center"/>
           </w:tcPr>
           <w:p>
@@ -9639,8 +9766,11 @@
         </w:trPr>
         <w:tc>
           <w:tcPr>
-            <w:tcW w:w="0" w:type="auto"/>
-            <w:shd w:val="clear" w:color="auto" w:fill="F6F9FC"/>
+            <w:tcW w:w="2160" w:type="dxa"/>
+            <w:tcBorders>
+              <w:bottom w:val="single" w:sz="4" w:space="0" w:color="C7D3DF"/>
+            </w:tcBorders>
+            <w:shd w:val="clear" w:color="auto" w:fill="FFFFFF"/>
             <w:vAlign w:val="center"/>
           </w:tcPr>
           <w:p>
@@ -9656,7 +9786,6 @@
                 <w:rFonts w:hint="eastAsia"/>
                 <w:sz w:val="17"/>
               </w:rPr>
-              <w:lastRenderedPageBreak/>
               <w:t>ES/</w:t>
             </w:r>
             <w:r>
@@ -9670,8 +9799,11 @@
         </w:tc>
         <w:tc>
           <w:tcPr>
-            <w:tcW w:w="0" w:type="auto"/>
-            <w:shd w:val="clear" w:color="auto" w:fill="F6F9FC"/>
+            <w:tcW w:w="3600" w:type="dxa"/>
+            <w:tcBorders>
+              <w:bottom w:val="single" w:sz="4" w:space="0" w:color="C7D3DF"/>
+            </w:tcBorders>
+            <w:shd w:val="clear" w:color="auto" w:fill="FFFFFF"/>
             <w:vAlign w:val="center"/>
           </w:tcPr>
           <w:p>
@@ -9693,8 +9825,11 @@
         </w:tc>
         <w:tc>
           <w:tcPr>
-            <w:tcW w:w="0" w:type="auto"/>
-            <w:shd w:val="clear" w:color="auto" w:fill="F6F9FC"/>
+            <w:tcW w:w="3600" w:type="dxa"/>
+            <w:tcBorders>
+              <w:bottom w:val="single" w:sz="4" w:space="0" w:color="C7D3DF"/>
+            </w:tcBorders>
+            <w:shd w:val="clear" w:color="auto" w:fill="FFFFFF"/>
             <w:vAlign w:val="center"/>
           </w:tcPr>
           <w:p>
@@ -9775,11 +9910,11 @@
         </w:trPr>
         <w:tc>
           <w:tcPr>
-            <w:tcW w:w="0" w:type="auto"/>
+            <w:tcW w:w="2160" w:type="dxa"/>
             <w:tcBorders>
               <w:bottom w:val="single" w:sz="4" w:space="0" w:color="C7D3DF"/>
             </w:tcBorders>
-            <w:shd w:val="clear" w:color="auto" w:fill="auto"/>
+            <w:shd w:val="clear" w:color="auto" w:fill="FFFFFF"/>
             <w:vAlign w:val="center"/>
           </w:tcPr>
           <w:p>
@@ -9815,11 +9950,11 @@
         </w:tc>
         <w:tc>
           <w:tcPr>
-            <w:tcW w:w="0" w:type="auto"/>
+            <w:tcW w:w="3600" w:type="dxa"/>
             <w:tcBorders>
               <w:bottom w:val="single" w:sz="4" w:space="0" w:color="C7D3DF"/>
             </w:tcBorders>
-            <w:shd w:val="clear" w:color="auto" w:fill="auto"/>
+            <w:shd w:val="clear" w:color="auto" w:fill="FFFFFF"/>
             <w:vAlign w:val="center"/>
           </w:tcPr>
           <w:p>
@@ -9841,11 +9976,11 @@
         </w:tc>
         <w:tc>
           <w:tcPr>
-            <w:tcW w:w="0" w:type="auto"/>
+            <w:tcW w:w="3600" w:type="dxa"/>
             <w:tcBorders>
               <w:bottom w:val="single" w:sz="4" w:space="0" w:color="C7D3DF"/>
             </w:tcBorders>
-            <w:shd w:val="clear" w:color="auto" w:fill="auto"/>
+            <w:shd w:val="clear" w:color="auto" w:fill="FFFFFF"/>
             <w:vAlign w:val="center"/>
           </w:tcPr>
           <w:p>
@@ -9906,8 +10041,11 @@
         </w:trPr>
         <w:tc>
           <w:tcPr>
-            <w:tcW w:w="0" w:type="auto"/>
-            <w:shd w:val="clear" w:color="auto" w:fill="F6F9FC"/>
+            <w:tcW w:w="2160" w:type="dxa"/>
+            <w:tcBorders>
+              <w:bottom w:val="single" w:sz="4" w:space="0" w:color="C7D3DF"/>
+            </w:tcBorders>
+            <w:shd w:val="clear" w:color="auto" w:fill="FFFFFF"/>
             <w:vAlign w:val="center"/>
           </w:tcPr>
           <w:p>
@@ -9943,8 +10081,11 @@
         </w:tc>
         <w:tc>
           <w:tcPr>
-            <w:tcW w:w="0" w:type="auto"/>
-            <w:shd w:val="clear" w:color="auto" w:fill="F6F9FC"/>
+            <w:tcW w:w="3600" w:type="dxa"/>
+            <w:tcBorders>
+              <w:bottom w:val="single" w:sz="4" w:space="0" w:color="C7D3DF"/>
+            </w:tcBorders>
+            <w:shd w:val="clear" w:color="auto" w:fill="FFFFFF"/>
             <w:vAlign w:val="center"/>
           </w:tcPr>
           <w:p>
@@ -9972,8 +10113,11 @@
         </w:tc>
         <w:tc>
           <w:tcPr>
-            <w:tcW w:w="0" w:type="auto"/>
-            <w:shd w:val="clear" w:color="auto" w:fill="F6F9FC"/>
+            <w:tcW w:w="3600" w:type="dxa"/>
+            <w:tcBorders>
+              <w:bottom w:val="single" w:sz="4" w:space="0" w:color="C7D3DF"/>
+            </w:tcBorders>
+            <w:shd w:val="clear" w:color="auto" w:fill="FFFFFF"/>
             <w:vAlign w:val="center"/>
           </w:tcPr>
           <w:p>
@@ -10028,11 +10172,11 @@
         </w:trPr>
         <w:tc>
           <w:tcPr>
-            <w:tcW w:w="0" w:type="auto"/>
+            <w:tcW w:w="2160" w:type="dxa"/>
             <w:tcBorders>
               <w:bottom w:val="single" w:sz="4" w:space="0" w:color="C7D3DF"/>
             </w:tcBorders>
-            <w:shd w:val="clear" w:color="auto" w:fill="auto"/>
+            <w:shd w:val="clear" w:color="auto" w:fill="FFFFFF"/>
             <w:vAlign w:val="center"/>
           </w:tcPr>
           <w:p>
@@ -10054,11 +10198,11 @@
         </w:tc>
         <w:tc>
           <w:tcPr>
-            <w:tcW w:w="0" w:type="auto"/>
+            <w:tcW w:w="3600" w:type="dxa"/>
             <w:tcBorders>
               <w:bottom w:val="single" w:sz="4" w:space="0" w:color="C7D3DF"/>
             </w:tcBorders>
-            <w:shd w:val="clear" w:color="auto" w:fill="auto"/>
+            <w:shd w:val="clear" w:color="auto" w:fill="FFFFFF"/>
             <w:vAlign w:val="center"/>
           </w:tcPr>
           <w:p>
@@ -10080,11 +10224,11 @@
         </w:tc>
         <w:tc>
           <w:tcPr>
-            <w:tcW w:w="0" w:type="auto"/>
+            <w:tcW w:w="3600" w:type="dxa"/>
             <w:tcBorders>
               <w:bottom w:val="single" w:sz="4" w:space="0" w:color="C7D3DF"/>
             </w:tcBorders>
-            <w:shd w:val="clear" w:color="auto" w:fill="auto"/>
+            <w:shd w:val="clear" w:color="auto" w:fill="FFFFFF"/>
             <w:vAlign w:val="center"/>
           </w:tcPr>
           <w:p>
@@ -10111,8 +10255,8 @@
         </w:trPr>
         <w:tc>
           <w:tcPr>
-            <w:tcW w:w="0" w:type="auto"/>
-            <w:shd w:val="clear" w:color="auto" w:fill="F6F9FC"/>
+            <w:tcW w:w="2160" w:type="dxa"/>
+            <w:shd w:val="clear" w:color="auto" w:fill="FFFFFF"/>
             <w:vAlign w:val="center"/>
           </w:tcPr>
           <w:p>
@@ -10134,8 +10278,8 @@
         </w:tc>
         <w:tc>
           <w:tcPr>
-            <w:tcW w:w="0" w:type="auto"/>
-            <w:shd w:val="clear" w:color="auto" w:fill="F6F9FC"/>
+            <w:tcW w:w="3600" w:type="dxa"/>
+            <w:shd w:val="clear" w:color="auto" w:fill="FFFFFF"/>
             <w:vAlign w:val="center"/>
           </w:tcPr>
           <w:p>
@@ -10157,8 +10301,8 @@
         </w:tc>
         <w:tc>
           <w:tcPr>
-            <w:tcW w:w="0" w:type="auto"/>
-            <w:shd w:val="clear" w:color="auto" w:fill="F6F9FC"/>
+            <w:tcW w:w="3600" w:type="dxa"/>
+            <w:shd w:val="clear" w:color="auto" w:fill="FFFFFF"/>
             <w:vAlign w:val="center"/>
           </w:tcPr>
           <w:p>
@@ -10185,7 +10329,7 @@
         <w:pStyle w:val="2"/>
       </w:pPr>
       <w:bookmarkStart w:id="33" w:name="X286a63f8c3f5285f142ff51b8d53581febea750"/>
-      <w:bookmarkStart w:id="34" w:name="_Toc235599913"/>
+      <w:bookmarkStart w:id="34" w:name="_Toc235652714"/>
       <w:bookmarkEnd w:id="31"/>
       <w:r>
         <w:t xml:space="preserve">12. </w:t>
@@ -10527,7 +10671,7 @@
         <w:pStyle w:val="2"/>
       </w:pPr>
       <w:bookmarkStart w:id="35" w:name="X422073fab601ace93eb50040b08ddd79eb285e7"/>
-      <w:bookmarkStart w:id="36" w:name="_Toc235599914"/>
+      <w:bookmarkStart w:id="36" w:name="_Toc235652715"/>
       <w:bookmarkEnd w:id="33"/>
       <w:r>
         <w:t xml:space="preserve">13. </w:t>
@@ -10543,7 +10687,8 @@
     <w:tbl>
       <w:tblPr>
         <w:tblStyle w:val="Table"/>
-        <w:tblW w:w="5000" w:type="pct"/>
+        <w:tblW w:w="9360" w:type="dxa"/>
+        <w:tblInd w:w="120" w:type="dxa"/>
         <w:tblBorders>
           <w:top w:val="single" w:sz="4" w:space="0" w:color="C7D3DF"/>
           <w:left w:val="single" w:sz="4" w:space="0" w:color="C7D3DF"/>
@@ -10552,6 +10697,7 @@
           <w:insideH w:val="single" w:sz="4" w:space="0" w:color="C7D3DF"/>
           <w:insideV w:val="single" w:sz="4" w:space="0" w:color="C7D3DF"/>
         </w:tblBorders>
+        <w:tblLayout w:type="fixed"/>
         <w:tblCellMar>
           <w:top w:w="80" w:type="dxa"/>
           <w:left w:w="120" w:type="dxa"/>
@@ -10561,12 +10707,12 @@
         <w:tblLook w:val="0020" w:firstRow="1" w:lastRow="0" w:firstColumn="0" w:lastColumn="0" w:noHBand="0" w:noVBand="0"/>
       </w:tblPr>
       <w:tblGrid>
-        <w:gridCol w:w="2025"/>
-        <w:gridCol w:w="1234"/>
-        <w:gridCol w:w="1344"/>
-        <w:gridCol w:w="2760"/>
-        <w:gridCol w:w="1234"/>
-        <w:gridCol w:w="1003"/>
+        <w:gridCol w:w="1560"/>
+        <w:gridCol w:w="2040"/>
+        <w:gridCol w:w="1120"/>
+        <w:gridCol w:w="1480"/>
+        <w:gridCol w:w="1920"/>
+        <w:gridCol w:w="1240"/>
       </w:tblGrid>
       <w:tr>
         <w:trPr>
@@ -10576,11 +10722,11 @@
         </w:trPr>
         <w:tc>
           <w:tcPr>
-            <w:tcW w:w="0" w:type="auto"/>
+            <w:tcW w:w="1560" w:type="dxa"/>
             <w:tcBorders>
               <w:bottom w:val="single" w:sz="4" w:space="0" w:color="C7D3DF"/>
             </w:tcBorders>
-            <w:shd w:val="clear" w:color="auto" w:fill="1F4E79"/>
+            <w:shd w:val="clear" w:color="auto" w:fill="E8EEF5"/>
             <w:vAlign w:val="center"/>
           </w:tcPr>
           <w:p>
@@ -10589,7 +10735,7 @@
               <w:spacing w:after="40" w:line="240" w:lineRule="auto"/>
               <w:rPr>
                 <w:b/>
-                <w:color w:val="FFFFFF"/>
+                <w:color w:val="1F4E79"/>
                 <w:sz w:val="18"/>
               </w:rPr>
             </w:pPr>
@@ -10597,7 +10743,7 @@
               <w:rPr>
                 <w:rFonts w:hint="eastAsia"/>
                 <w:b/>
-                <w:color w:val="FFFFFF"/>
+                <w:color w:val="1F4E79"/>
                 <w:sz w:val="18"/>
               </w:rPr>
               <w:t>工作流</w:t>
@@ -10606,11 +10752,11 @@
         </w:tc>
         <w:tc>
           <w:tcPr>
-            <w:tcW w:w="0" w:type="auto"/>
+            <w:tcW w:w="2040" w:type="dxa"/>
             <w:tcBorders>
               <w:bottom w:val="single" w:sz="4" w:space="0" w:color="C7D3DF"/>
             </w:tcBorders>
-            <w:shd w:val="clear" w:color="auto" w:fill="1F4E79"/>
+            <w:shd w:val="clear" w:color="auto" w:fill="E8EEF5"/>
             <w:vAlign w:val="center"/>
           </w:tcPr>
           <w:p>
@@ -10619,7 +10765,7 @@
               <w:spacing w:after="40" w:line="240" w:lineRule="auto"/>
               <w:rPr>
                 <w:b/>
-                <w:color w:val="FFFFFF"/>
+                <w:color w:val="1F4E79"/>
                 <w:sz w:val="18"/>
               </w:rPr>
             </w:pPr>
@@ -10627,7 +10773,7 @@
               <w:rPr>
                 <w:rFonts w:hint="eastAsia"/>
                 <w:b/>
-                <w:color w:val="FFFFFF"/>
+                <w:color w:val="1F4E79"/>
                 <w:sz w:val="18"/>
               </w:rPr>
               <w:t>主负责人</w:t>
@@ -10636,11 +10782,11 @@
         </w:tc>
         <w:tc>
           <w:tcPr>
-            <w:tcW w:w="0" w:type="auto"/>
+            <w:tcW w:w="1120" w:type="dxa"/>
             <w:tcBorders>
               <w:bottom w:val="single" w:sz="4" w:space="0" w:color="C7D3DF"/>
             </w:tcBorders>
-            <w:shd w:val="clear" w:color="auto" w:fill="1F4E79"/>
+            <w:shd w:val="clear" w:color="auto" w:fill="E8EEF5"/>
             <w:vAlign w:val="center"/>
           </w:tcPr>
           <w:p>
@@ -10649,7 +10795,7 @@
               <w:spacing w:after="40" w:line="240" w:lineRule="auto"/>
               <w:rPr>
                 <w:b/>
-                <w:color w:val="FFFFFF"/>
+                <w:color w:val="1F4E79"/>
                 <w:sz w:val="18"/>
               </w:rPr>
             </w:pPr>
@@ -10657,7 +10803,7 @@
               <w:rPr>
                 <w:rFonts w:hint="eastAsia"/>
                 <w:b/>
-                <w:color w:val="FFFFFF"/>
+                <w:color w:val="1F4E79"/>
                 <w:sz w:val="18"/>
               </w:rPr>
               <w:t>备份</w:t>
@@ -10666,7 +10812,7 @@
               <w:rPr>
                 <w:rFonts w:hint="eastAsia"/>
                 <w:b/>
-                <w:color w:val="FFFFFF"/>
+                <w:color w:val="1F4E79"/>
                 <w:sz w:val="18"/>
               </w:rPr>
               <w:t>/</w:t>
@@ -10675,7 +10821,7 @@
               <w:rPr>
                 <w:rFonts w:hint="eastAsia"/>
                 <w:b/>
-                <w:color w:val="FFFFFF"/>
+                <w:color w:val="1F4E79"/>
                 <w:sz w:val="18"/>
               </w:rPr>
               <w:t>配对</w:t>
@@ -10684,11 +10830,11 @@
         </w:tc>
         <w:tc>
           <w:tcPr>
-            <w:tcW w:w="0" w:type="auto"/>
+            <w:tcW w:w="1480" w:type="dxa"/>
             <w:tcBorders>
               <w:bottom w:val="single" w:sz="4" w:space="0" w:color="C7D3DF"/>
             </w:tcBorders>
-            <w:shd w:val="clear" w:color="auto" w:fill="1F4E79"/>
+            <w:shd w:val="clear" w:color="auto" w:fill="E8EEF5"/>
             <w:vAlign w:val="center"/>
           </w:tcPr>
           <w:p>
@@ -10697,7 +10843,7 @@
               <w:spacing w:after="40" w:line="240" w:lineRule="auto"/>
               <w:rPr>
                 <w:b/>
-                <w:color w:val="FFFFFF"/>
+                <w:color w:val="1F4E79"/>
                 <w:sz w:val="18"/>
               </w:rPr>
             </w:pPr>
@@ -10705,7 +10851,7 @@
               <w:rPr>
                 <w:rFonts w:hint="eastAsia"/>
                 <w:b/>
-                <w:color w:val="FFFFFF"/>
+                <w:color w:val="1F4E79"/>
                 <w:sz w:val="18"/>
               </w:rPr>
               <w:t>第一项交付</w:t>
@@ -10714,11 +10860,11 @@
         </w:tc>
         <w:tc>
           <w:tcPr>
-            <w:tcW w:w="0" w:type="auto"/>
+            <w:tcW w:w="1920" w:type="dxa"/>
             <w:tcBorders>
               <w:bottom w:val="single" w:sz="4" w:space="0" w:color="C7D3DF"/>
             </w:tcBorders>
-            <w:shd w:val="clear" w:color="auto" w:fill="1F4E79"/>
+            <w:shd w:val="clear" w:color="auto" w:fill="E8EEF5"/>
             <w:vAlign w:val="center"/>
           </w:tcPr>
           <w:p>
@@ -10727,7 +10873,7 @@
               <w:spacing w:after="40" w:line="240" w:lineRule="auto"/>
               <w:rPr>
                 <w:b/>
-                <w:color w:val="FFFFFF"/>
+                <w:color w:val="1F4E79"/>
                 <w:sz w:val="18"/>
               </w:rPr>
             </w:pPr>
@@ -10735,7 +10881,7 @@
               <w:rPr>
                 <w:rFonts w:hint="eastAsia"/>
                 <w:b/>
-                <w:color w:val="FFFFFF"/>
+                <w:color w:val="1F4E79"/>
                 <w:sz w:val="18"/>
               </w:rPr>
               <w:t>截止日期</w:t>
@@ -10744,11 +10890,11 @@
         </w:tc>
         <w:tc>
           <w:tcPr>
-            <w:tcW w:w="0" w:type="auto"/>
+            <w:tcW w:w="1240" w:type="dxa"/>
             <w:tcBorders>
               <w:bottom w:val="single" w:sz="4" w:space="0" w:color="C7D3DF"/>
             </w:tcBorders>
-            <w:shd w:val="clear" w:color="auto" w:fill="1F4E79"/>
+            <w:shd w:val="clear" w:color="auto" w:fill="E8EEF5"/>
             <w:vAlign w:val="center"/>
           </w:tcPr>
           <w:p>
@@ -10757,7 +10903,7 @@
               <w:spacing w:after="40" w:line="240" w:lineRule="auto"/>
               <w:rPr>
                 <w:b/>
-                <w:color w:val="FFFFFF"/>
+                <w:color w:val="1F4E79"/>
                 <w:sz w:val="18"/>
               </w:rPr>
             </w:pPr>
@@ -10765,7 +10911,7 @@
               <w:rPr>
                 <w:rFonts w:hint="eastAsia"/>
                 <w:b/>
-                <w:color w:val="FFFFFF"/>
+                <w:color w:val="1F4E79"/>
                 <w:sz w:val="18"/>
               </w:rPr>
               <w:t>验收人</w:t>
@@ -10779,8 +10925,11 @@
         </w:trPr>
         <w:tc>
           <w:tcPr>
-            <w:tcW w:w="0" w:type="auto"/>
-            <w:shd w:val="clear" w:color="auto" w:fill="F6F9FC"/>
+            <w:tcW w:w="1560" w:type="dxa"/>
+            <w:tcBorders>
+              <w:bottom w:val="single" w:sz="4" w:space="0" w:color="C7D3DF"/>
+            </w:tcBorders>
+            <w:shd w:val="clear" w:color="auto" w:fill="FFFFFF"/>
             <w:vAlign w:val="center"/>
           </w:tcPr>
           <w:p>
@@ -10796,6 +10945,7 @@
                 <w:rFonts w:hint="eastAsia"/>
                 <w:sz w:val="17"/>
               </w:rPr>
+              <w:lastRenderedPageBreak/>
               <w:t>架构与</w:t>
             </w:r>
             <w:r>
@@ -10815,8 +10965,11 @@
         </w:tc>
         <w:tc>
           <w:tcPr>
-            <w:tcW w:w="0" w:type="auto"/>
-            <w:shd w:val="clear" w:color="auto" w:fill="F6F9FC"/>
+            <w:tcW w:w="2040" w:type="dxa"/>
+            <w:tcBorders>
+              <w:bottom w:val="single" w:sz="4" w:space="0" w:color="C7D3DF"/>
+            </w:tcBorders>
+            <w:shd w:val="clear" w:color="auto" w:fill="FFFFFF"/>
             <w:vAlign w:val="center"/>
           </w:tcPr>
           <w:p>
@@ -10838,8 +10991,11 @@
         </w:tc>
         <w:tc>
           <w:tcPr>
-            <w:tcW w:w="0" w:type="auto"/>
-            <w:shd w:val="clear" w:color="auto" w:fill="F6F9FC"/>
+            <w:tcW w:w="1120" w:type="dxa"/>
+            <w:tcBorders>
+              <w:bottom w:val="single" w:sz="4" w:space="0" w:color="C7D3DF"/>
+            </w:tcBorders>
+            <w:shd w:val="clear" w:color="auto" w:fill="FFFFFF"/>
             <w:vAlign w:val="center"/>
           </w:tcPr>
           <w:p>
@@ -10861,8 +11017,11 @@
         </w:tc>
         <w:tc>
           <w:tcPr>
-            <w:tcW w:w="0" w:type="auto"/>
-            <w:shd w:val="clear" w:color="auto" w:fill="F6F9FC"/>
+            <w:tcW w:w="1480" w:type="dxa"/>
+            <w:tcBorders>
+              <w:bottom w:val="single" w:sz="4" w:space="0" w:color="C7D3DF"/>
+            </w:tcBorders>
+            <w:shd w:val="clear" w:color="auto" w:fill="FFFFFF"/>
             <w:vAlign w:val="center"/>
           </w:tcPr>
           <w:p>
@@ -10897,8 +11056,11 @@
         </w:tc>
         <w:tc>
           <w:tcPr>
-            <w:tcW w:w="0" w:type="auto"/>
-            <w:shd w:val="clear" w:color="auto" w:fill="F6F9FC"/>
+            <w:tcW w:w="1920" w:type="dxa"/>
+            <w:tcBorders>
+              <w:bottom w:val="single" w:sz="4" w:space="0" w:color="C7D3DF"/>
+            </w:tcBorders>
+            <w:shd w:val="clear" w:color="auto" w:fill="FFFFFF"/>
             <w:vAlign w:val="center"/>
           </w:tcPr>
           <w:p>
@@ -10920,8 +11082,11 @@
         </w:tc>
         <w:tc>
           <w:tcPr>
-            <w:tcW w:w="0" w:type="auto"/>
-            <w:shd w:val="clear" w:color="auto" w:fill="F6F9FC"/>
+            <w:tcW w:w="1240" w:type="dxa"/>
+            <w:tcBorders>
+              <w:bottom w:val="single" w:sz="4" w:space="0" w:color="C7D3DF"/>
+            </w:tcBorders>
+            <w:shd w:val="clear" w:color="auto" w:fill="FFFFFF"/>
             <w:vAlign w:val="center"/>
           </w:tcPr>
           <w:p>
@@ -10948,11 +11113,11 @@
         </w:trPr>
         <w:tc>
           <w:tcPr>
-            <w:tcW w:w="0" w:type="auto"/>
+            <w:tcW w:w="1560" w:type="dxa"/>
             <w:tcBorders>
               <w:bottom w:val="single" w:sz="4" w:space="0" w:color="C7D3DF"/>
             </w:tcBorders>
-            <w:shd w:val="clear" w:color="auto" w:fill="auto"/>
+            <w:shd w:val="clear" w:color="auto" w:fill="FFFFFF"/>
             <w:vAlign w:val="center"/>
           </w:tcPr>
           <w:p>
@@ -10980,11 +11145,11 @@
         </w:tc>
         <w:tc>
           <w:tcPr>
-            <w:tcW w:w="0" w:type="auto"/>
+            <w:tcW w:w="2040" w:type="dxa"/>
             <w:tcBorders>
               <w:bottom w:val="single" w:sz="4" w:space="0" w:color="C7D3DF"/>
             </w:tcBorders>
-            <w:shd w:val="clear" w:color="auto" w:fill="auto"/>
+            <w:shd w:val="clear" w:color="auto" w:fill="FFFFFF"/>
             <w:vAlign w:val="center"/>
           </w:tcPr>
           <w:p>
@@ -11006,11 +11171,11 @@
         </w:tc>
         <w:tc>
           <w:tcPr>
-            <w:tcW w:w="0" w:type="auto"/>
+            <w:tcW w:w="1120" w:type="dxa"/>
             <w:tcBorders>
               <w:bottom w:val="single" w:sz="4" w:space="0" w:color="C7D3DF"/>
             </w:tcBorders>
-            <w:shd w:val="clear" w:color="auto" w:fill="auto"/>
+            <w:shd w:val="clear" w:color="auto" w:fill="FFFFFF"/>
             <w:vAlign w:val="center"/>
           </w:tcPr>
           <w:p>
@@ -11038,11 +11203,11 @@
         </w:tc>
         <w:tc>
           <w:tcPr>
-            <w:tcW w:w="0" w:type="auto"/>
+            <w:tcW w:w="1480" w:type="dxa"/>
             <w:tcBorders>
               <w:bottom w:val="single" w:sz="4" w:space="0" w:color="C7D3DF"/>
             </w:tcBorders>
-            <w:shd w:val="clear" w:color="auto" w:fill="auto"/>
+            <w:shd w:val="clear" w:color="auto" w:fill="FFFFFF"/>
             <w:vAlign w:val="center"/>
           </w:tcPr>
           <w:p>
@@ -11083,11 +11248,11 @@
         </w:tc>
         <w:tc>
           <w:tcPr>
-            <w:tcW w:w="0" w:type="auto"/>
+            <w:tcW w:w="1920" w:type="dxa"/>
             <w:tcBorders>
               <w:bottom w:val="single" w:sz="4" w:space="0" w:color="C7D3DF"/>
             </w:tcBorders>
-            <w:shd w:val="clear" w:color="auto" w:fill="auto"/>
+            <w:shd w:val="clear" w:color="auto" w:fill="FFFFFF"/>
             <w:vAlign w:val="center"/>
           </w:tcPr>
           <w:p>
@@ -11109,11 +11274,11 @@
         </w:tc>
         <w:tc>
           <w:tcPr>
-            <w:tcW w:w="0" w:type="auto"/>
+            <w:tcW w:w="1240" w:type="dxa"/>
             <w:tcBorders>
               <w:bottom w:val="single" w:sz="4" w:space="0" w:color="C7D3DF"/>
             </w:tcBorders>
-            <w:shd w:val="clear" w:color="auto" w:fill="auto"/>
+            <w:shd w:val="clear" w:color="auto" w:fill="FFFFFF"/>
             <w:vAlign w:val="center"/>
           </w:tcPr>
           <w:p>
@@ -11140,8 +11305,11 @@
         </w:trPr>
         <w:tc>
           <w:tcPr>
-            <w:tcW w:w="0" w:type="auto"/>
-            <w:shd w:val="clear" w:color="auto" w:fill="F6F9FC"/>
+            <w:tcW w:w="1560" w:type="dxa"/>
+            <w:tcBorders>
+              <w:bottom w:val="single" w:sz="4" w:space="0" w:color="C7D3DF"/>
+            </w:tcBorders>
+            <w:shd w:val="clear" w:color="auto" w:fill="FFFFFF"/>
             <w:vAlign w:val="center"/>
           </w:tcPr>
           <w:p>
@@ -11184,8 +11352,11 @@
         </w:tc>
         <w:tc>
           <w:tcPr>
-            <w:tcW w:w="0" w:type="auto"/>
-            <w:shd w:val="clear" w:color="auto" w:fill="F6F9FC"/>
+            <w:tcW w:w="2040" w:type="dxa"/>
+            <w:tcBorders>
+              <w:bottom w:val="single" w:sz="4" w:space="0" w:color="C7D3DF"/>
+            </w:tcBorders>
+            <w:shd w:val="clear" w:color="auto" w:fill="FFFFFF"/>
             <w:vAlign w:val="center"/>
           </w:tcPr>
           <w:p>
@@ -11207,8 +11378,11 @@
         </w:tc>
         <w:tc>
           <w:tcPr>
-            <w:tcW w:w="0" w:type="auto"/>
-            <w:shd w:val="clear" w:color="auto" w:fill="F6F9FC"/>
+            <w:tcW w:w="1120" w:type="dxa"/>
+            <w:tcBorders>
+              <w:bottom w:val="single" w:sz="4" w:space="0" w:color="C7D3DF"/>
+            </w:tcBorders>
+            <w:shd w:val="clear" w:color="auto" w:fill="FFFFFF"/>
             <w:vAlign w:val="center"/>
           </w:tcPr>
           <w:p>
@@ -11236,8 +11410,11 @@
         </w:tc>
         <w:tc>
           <w:tcPr>
-            <w:tcW w:w="0" w:type="auto"/>
-            <w:shd w:val="clear" w:color="auto" w:fill="F6F9FC"/>
+            <w:tcW w:w="1480" w:type="dxa"/>
+            <w:tcBorders>
+              <w:bottom w:val="single" w:sz="4" w:space="0" w:color="C7D3DF"/>
+            </w:tcBorders>
+            <w:shd w:val="clear" w:color="auto" w:fill="FFFFFF"/>
             <w:vAlign w:val="center"/>
           </w:tcPr>
           <w:p>
@@ -11278,8 +11455,11 @@
         </w:tc>
         <w:tc>
           <w:tcPr>
-            <w:tcW w:w="0" w:type="auto"/>
-            <w:shd w:val="clear" w:color="auto" w:fill="F6F9FC"/>
+            <w:tcW w:w="1920" w:type="dxa"/>
+            <w:tcBorders>
+              <w:bottom w:val="single" w:sz="4" w:space="0" w:color="C7D3DF"/>
+            </w:tcBorders>
+            <w:shd w:val="clear" w:color="auto" w:fill="FFFFFF"/>
             <w:vAlign w:val="center"/>
           </w:tcPr>
           <w:p>
@@ -11301,8 +11481,11 @@
         </w:tc>
         <w:tc>
           <w:tcPr>
-            <w:tcW w:w="0" w:type="auto"/>
-            <w:shd w:val="clear" w:color="auto" w:fill="F6F9FC"/>
+            <w:tcW w:w="1240" w:type="dxa"/>
+            <w:tcBorders>
+              <w:bottom w:val="single" w:sz="4" w:space="0" w:color="C7D3DF"/>
+            </w:tcBorders>
+            <w:shd w:val="clear" w:color="auto" w:fill="FFFFFF"/>
             <w:vAlign w:val="center"/>
           </w:tcPr>
           <w:p>
@@ -11329,11 +11512,11 @@
         </w:trPr>
         <w:tc>
           <w:tcPr>
-            <w:tcW w:w="0" w:type="auto"/>
+            <w:tcW w:w="1560" w:type="dxa"/>
             <w:tcBorders>
               <w:bottom w:val="single" w:sz="4" w:space="0" w:color="C7D3DF"/>
             </w:tcBorders>
-            <w:shd w:val="clear" w:color="auto" w:fill="auto"/>
+            <w:shd w:val="clear" w:color="auto" w:fill="FFFFFF"/>
             <w:vAlign w:val="center"/>
           </w:tcPr>
           <w:p>
@@ -11383,11 +11566,11 @@
         </w:tc>
         <w:tc>
           <w:tcPr>
-            <w:tcW w:w="0" w:type="auto"/>
+            <w:tcW w:w="2040" w:type="dxa"/>
             <w:tcBorders>
               <w:bottom w:val="single" w:sz="4" w:space="0" w:color="C7D3DF"/>
             </w:tcBorders>
-            <w:shd w:val="clear" w:color="auto" w:fill="auto"/>
+            <w:shd w:val="clear" w:color="auto" w:fill="FFFFFF"/>
             <w:vAlign w:val="center"/>
           </w:tcPr>
           <w:p>
@@ -11409,11 +11592,11 @@
         </w:tc>
         <w:tc>
           <w:tcPr>
-            <w:tcW w:w="0" w:type="auto"/>
+            <w:tcW w:w="1120" w:type="dxa"/>
             <w:tcBorders>
               <w:bottom w:val="single" w:sz="4" w:space="0" w:color="C7D3DF"/>
             </w:tcBorders>
-            <w:shd w:val="clear" w:color="auto" w:fill="auto"/>
+            <w:shd w:val="clear" w:color="auto" w:fill="FFFFFF"/>
             <w:vAlign w:val="center"/>
           </w:tcPr>
           <w:p>
@@ -11441,11 +11624,11 @@
         </w:tc>
         <w:tc>
           <w:tcPr>
-            <w:tcW w:w="0" w:type="auto"/>
+            <w:tcW w:w="1480" w:type="dxa"/>
             <w:tcBorders>
               <w:bottom w:val="single" w:sz="4" w:space="0" w:color="C7D3DF"/>
             </w:tcBorders>
-            <w:shd w:val="clear" w:color="auto" w:fill="auto"/>
+            <w:shd w:val="clear" w:color="auto" w:fill="FFFFFF"/>
             <w:vAlign w:val="center"/>
           </w:tcPr>
           <w:p>
@@ -11479,11 +11662,11 @@
         </w:tc>
         <w:tc>
           <w:tcPr>
-            <w:tcW w:w="0" w:type="auto"/>
+            <w:tcW w:w="1920" w:type="dxa"/>
             <w:tcBorders>
               <w:bottom w:val="single" w:sz="4" w:space="0" w:color="C7D3DF"/>
             </w:tcBorders>
-            <w:shd w:val="clear" w:color="auto" w:fill="auto"/>
+            <w:shd w:val="clear" w:color="auto" w:fill="FFFFFF"/>
             <w:vAlign w:val="center"/>
           </w:tcPr>
           <w:p>
@@ -11505,11 +11688,11 @@
         </w:tc>
         <w:tc>
           <w:tcPr>
-            <w:tcW w:w="0" w:type="auto"/>
+            <w:tcW w:w="1240" w:type="dxa"/>
             <w:tcBorders>
               <w:bottom w:val="single" w:sz="4" w:space="0" w:color="C7D3DF"/>
             </w:tcBorders>
-            <w:shd w:val="clear" w:color="auto" w:fill="auto"/>
+            <w:shd w:val="clear" w:color="auto" w:fill="FFFFFF"/>
             <w:vAlign w:val="center"/>
           </w:tcPr>
           <w:p>
@@ -11536,8 +11719,8 @@
         </w:trPr>
         <w:tc>
           <w:tcPr>
-            <w:tcW w:w="0" w:type="auto"/>
-            <w:shd w:val="clear" w:color="auto" w:fill="F6F9FC"/>
+            <w:tcW w:w="1560" w:type="dxa"/>
+            <w:shd w:val="clear" w:color="auto" w:fill="FFFFFF"/>
             <w:vAlign w:val="center"/>
           </w:tcPr>
           <w:p>
@@ -11587,8 +11770,8 @@
         </w:tc>
         <w:tc>
           <w:tcPr>
-            <w:tcW w:w="0" w:type="auto"/>
-            <w:shd w:val="clear" w:color="auto" w:fill="F6F9FC"/>
+            <w:tcW w:w="2040" w:type="dxa"/>
+            <w:shd w:val="clear" w:color="auto" w:fill="FFFFFF"/>
             <w:vAlign w:val="center"/>
           </w:tcPr>
           <w:p>
@@ -11610,8 +11793,8 @@
         </w:tc>
         <w:tc>
           <w:tcPr>
-            <w:tcW w:w="0" w:type="auto"/>
-            <w:shd w:val="clear" w:color="auto" w:fill="F6F9FC"/>
+            <w:tcW w:w="1120" w:type="dxa"/>
+            <w:shd w:val="clear" w:color="auto" w:fill="FFFFFF"/>
             <w:vAlign w:val="center"/>
           </w:tcPr>
           <w:p>
@@ -11639,8 +11822,8 @@
         </w:tc>
         <w:tc>
           <w:tcPr>
-            <w:tcW w:w="0" w:type="auto"/>
-            <w:shd w:val="clear" w:color="auto" w:fill="F6F9FC"/>
+            <w:tcW w:w="1480" w:type="dxa"/>
+            <w:shd w:val="clear" w:color="auto" w:fill="FFFFFF"/>
             <w:vAlign w:val="center"/>
           </w:tcPr>
           <w:p>
@@ -11675,8 +11858,8 @@
         </w:tc>
         <w:tc>
           <w:tcPr>
-            <w:tcW w:w="0" w:type="auto"/>
-            <w:shd w:val="clear" w:color="auto" w:fill="F6F9FC"/>
+            <w:tcW w:w="1920" w:type="dxa"/>
+            <w:shd w:val="clear" w:color="auto" w:fill="FFFFFF"/>
             <w:vAlign w:val="center"/>
           </w:tcPr>
           <w:p>
@@ -11698,8 +11881,8 @@
         </w:tc>
         <w:tc>
           <w:tcPr>
-            <w:tcW w:w="0" w:type="auto"/>
-            <w:shd w:val="clear" w:color="auto" w:fill="F6F9FC"/>
+            <w:tcW w:w="1240" w:type="dxa"/>
+            <w:shd w:val="clear" w:color="auto" w:fill="FFFFFF"/>
             <w:vAlign w:val="center"/>
           </w:tcPr>
           <w:p>
@@ -11746,7 +11929,6 @@
       <w:pgSz w:w="12240" w:h="15840"/>
       <w:pgMar w:top="1440" w:right="1440" w:bottom="1440" w:left="1440" w:header="708" w:footer="708" w:gutter="0"/>
       <w:cols w:space="720"/>
-      <w:titlePg/>
       <w:docGrid w:linePitch="326"/>
     </w:sectPr>
   </w:body>
@@ -11783,7 +11965,71 @@
   <w:p>
     <w:pPr>
       <w:pStyle w:val="af2"/>
+      <w:jc w:val="right"/>
+      <w:rPr>
+        <w:color w:val="5B6978"/>
+        <w:sz w:val="16"/>
+      </w:rPr>
     </w:pPr>
+    <w:r>
+      <w:rPr>
+        <w:rFonts w:hint="eastAsia"/>
+        <w:color w:val="5B6978"/>
+        <w:sz w:val="16"/>
+      </w:rPr>
+      <w:t xml:space="preserve">内部协作材料  |  V1.0  |  </w:t>
+    </w:r>
+    <w:r>
+      <w:rPr>
+        <w:color w:val="5B6978"/>
+        <w:sz w:val="16"/>
+      </w:rPr>
+      <w:fldChar w:fldCharType="begin"/>
+    </w:r>
+    <w:r>
+      <w:rPr>
+        <w:color w:val="5B6978"/>
+        <w:sz w:val="16"/>
+      </w:rPr>
+      <w:instrText xml:space="preserve"> </w:instrText>
+    </w:r>
+    <w:r>
+      <w:rPr>
+        <w:rFonts w:hint="eastAsia"/>
+        <w:color w:val="5B6978"/>
+        <w:sz w:val="16"/>
+      </w:rPr>
+      <w:instrText>PAGE  \* MERGEFORMAT</w:instrText>
+    </w:r>
+    <w:r>
+      <w:rPr>
+        <w:color w:val="5B6978"/>
+        <w:sz w:val="16"/>
+      </w:rPr>
+      <w:instrText xml:space="preserve"> </w:instrText>
+    </w:r>
+    <w:r>
+      <w:rPr>
+        <w:color w:val="5B6978"/>
+        <w:sz w:val="16"/>
+      </w:rPr>
+      <w:fldChar w:fldCharType="separate"/>
+    </w:r>
+    <w:r>
+      <w:rPr>
+        <w:noProof/>
+        <w:color w:val="5B6978"/>
+        <w:sz w:val="16"/>
+      </w:rPr>
+      <w:t>1</w:t>
+    </w:r>
+    <w:r>
+      <w:rPr>
+        <w:color w:val="5B6978"/>
+        <w:sz w:val="16"/>
+      </w:rPr>
+      <w:fldChar w:fldCharType="end"/>
+    </w:r>
   </w:p>
 </w:ftr>
 </file>
@@ -11915,7 +12161,23 @@
   <w:p>
     <w:pPr>
       <w:pStyle w:val="af0"/>
+      <w:pBdr>
+        <w:bottom w:val="single" w:sz="2" w:space="1" w:color="C7D3DF"/>
+      </w:pBdr>
+      <w:jc w:val="left"/>
+      <w:rPr>
+        <w:color w:val="5B6978"/>
+        <w:sz w:val="16"/>
+      </w:rPr>
     </w:pPr>
+    <w:r>
+      <w:rPr>
+        <w:rFonts w:hint="eastAsia"/>
+        <w:color w:val="5B6978"/>
+        <w:sz w:val="16"/>
+      </w:rPr>
+      <w:t>AI 商城智能搜索  ·  会议版</w:t>
+    </w:r>
   </w:p>
 </w:hdr>
 </file>
@@ -11961,7 +12223,7 @@
   <w:abstractNum w:abstractNumId="0" w15:restartNumberingAfterBreak="0">
     <w:nsid w:val="0000A990"/>
     <w:multiLevelType w:val="multilevel"/>
-    <w:tmpl w:val="84621D60"/>
+    <w:tmpl w:val="4AC4D416"/>
     <w:lvl w:ilvl="0">
       <w:numFmt w:val="bullet"/>
       <w:lvlText w:val=" "/>
@@ -12038,7 +12300,7 @@
   <w:abstractNum w:abstractNumId="1" w15:restartNumberingAfterBreak="0">
     <w:nsid w:val="0000A991"/>
     <w:multiLevelType w:val="multilevel"/>
-    <w:tmpl w:val="70C246C4"/>
+    <w:tmpl w:val="09AA20CA"/>
     <w:lvl w:ilvl="0">
       <w:numFmt w:val="bullet"/>
       <w:lvlText w:val=""/>
@@ -12142,7 +12404,7 @@
   <w:abstractNum w:abstractNumId="2" w15:restartNumberingAfterBreak="0">
     <w:nsid w:val="0000A992"/>
     <w:multiLevelType w:val="multilevel"/>
-    <w:tmpl w:val="17C07944"/>
+    <w:tmpl w:val="D76A96E4"/>
     <w:lvl w:ilvl="0">
       <w:numFmt w:val="bullet"/>
       <w:lvlText w:val="☐"/>
@@ -12219,7 +12481,7 @@
   <w:abstractNum w:abstractNumId="3" w15:restartNumberingAfterBreak="0">
     <w:nsid w:val="00A99411"/>
     <w:multiLevelType w:val="multilevel"/>
-    <w:tmpl w:val="19B81EF6"/>
+    <w:tmpl w:val="26086EEC"/>
     <w:lvl w:ilvl="0">
       <w:start w:val="1"/>
       <w:numFmt w:val="decimal"/>
@@ -12882,12 +13144,12 @@
     <w:name w:val="Normal"/>
     <w:qFormat/>
     <w:pPr>
-      <w:spacing w:after="100" w:line="270" w:lineRule="auto"/>
+      <w:spacing w:after="120" w:line="300" w:lineRule="auto"/>
     </w:pPr>
     <w:rPr>
       <w:rFonts w:ascii="微软雅黑" w:eastAsia="微软雅黑" w:hAnsi="微软雅黑"/>
       <w:color w:val="243447"/>
-      <w:sz w:val="21"/>
+      <w:sz w:val="22"/>
     </w:rPr>
   </w:style>
   <w:style w:type="paragraph" w:styleId="1">
@@ -12949,14 +13211,14 @@
     <w:pPr>
       <w:keepNext/>
       <w:keepLines/>
-      <w:spacing w:before="200"/>
+      <w:spacing w:before="200" w:after="100"/>
       <w:outlineLvl w:val="2"/>
     </w:pPr>
     <w:rPr>
       <w:rFonts w:cstheme="majorBidi"/>
       <w:b/>
       <w:color w:val="1F4E79"/>
-      <w:sz w:val="23"/>
+      <w:sz w:val="24"/>
       <w:szCs w:val="28"/>
     </w:rPr>
   </w:style>
@@ -13313,7 +13575,6 @@
       <w:rFonts w:ascii="微软雅黑" w:eastAsia="微软雅黑" w:hAnsi="微软雅黑" w:cstheme="majorBidi"/>
       <w:b/>
       <w:color w:val="1F4E79"/>
-      <w:sz w:val="23"/>
       <w:szCs w:val="28"/>
     </w:rPr>
   </w:style>
@@ -13422,7 +13683,7 @@
     <w:unhideWhenUsed/>
     <w:qFormat/>
     <w:pPr>
-      <w:spacing w:before="100"/>
+      <w:spacing w:before="100" w:after="100"/>
       <w:ind w:left="480" w:right="480"/>
     </w:pPr>
   </w:style>
@@ -13476,9 +13737,6 @@
     <w:name w:val="caption"/>
     <w:basedOn w:val="a"/>
     <w:link w:val="ad"/>
-    <w:pPr>
-      <w:spacing w:after="120"/>
-    </w:pPr>
     <w:rPr>
       <w:i/>
     </w:rPr>
@@ -13860,7 +14118,7 @@
     <w:autoRedefine/>
     <w:uiPriority w:val="39"/>
     <w:unhideWhenUsed/>
-    <w:rsid w:val="009A26A5"/>
+    <w:rsid w:val="00F043FE"/>
     <w:pPr>
       <w:ind w:leftChars="200" w:left="420"/>
     </w:pPr>
@@ -13870,7 +14128,7 @@
     <w:basedOn w:val="a"/>
     <w:link w:val="af1"/>
     <w:unhideWhenUsed/>
-    <w:rsid w:val="009A26A5"/>
+    <w:rsid w:val="00F043FE"/>
     <w:pPr>
       <w:pBdr>
         <w:bottom w:val="single" w:sz="6" w:space="1" w:color="auto"/>
@@ -13891,7 +14149,7 @@
     <w:name w:val="页眉 字符"/>
     <w:basedOn w:val="a1"/>
     <w:link w:val="af0"/>
-    <w:rsid w:val="009A26A5"/>
+    <w:rsid w:val="00F043FE"/>
     <w:rPr>
       <w:sz w:val="18"/>
       <w:szCs w:val="18"/>
@@ -13902,7 +14160,7 @@
     <w:basedOn w:val="a"/>
     <w:link w:val="af3"/>
     <w:unhideWhenUsed/>
-    <w:rsid w:val="009A26A5"/>
+    <w:rsid w:val="00F043FE"/>
     <w:pPr>
       <w:tabs>
         <w:tab w:val="center" w:pos="4153"/>
@@ -13919,7 +14177,7 @@
     <w:name w:val="页脚 字符"/>
     <w:basedOn w:val="a1"/>
     <w:link w:val="af2"/>
-    <w:rsid w:val="009A26A5"/>
+    <w:rsid w:val="00F043FE"/>
     <w:rPr>
       <w:sz w:val="18"/>
       <w:szCs w:val="18"/>
